--- a/.agents/skills/docx-template-report/templates/tech-guide-template.docx
+++ b/.agents/skills/docx-template-report/templates/tech-guide-template.docx
@@ -256,7 +256,165 @@
     </w:p>
     <w:p>
       <w:r>
-        <w:t>{% if sec.table %}</w:t>
+        <w:t>{% for tbl in sec.tables %}</w:t>
+      </w:r>
+    </w:p>
+    <w:p>
+      <w:r>
+        <w:t>{% if tbl.cols == 2 %}</w:t>
+      </w:r>
+    </w:p>
+    <w:tbl>
+      <w:tblPr>
+        <w:tblStyle w:val="TableGrid"/>
+        <w:tblW w:type="auto" w:w="0"/>
+        <w:tblLook w:firstColumn="1" w:firstRow="1" w:lastColumn="0" w:lastRow="0" w:noHBand="0" w:noVBand="1" w:val="04A0"/>
+      </w:tblPr>
+      <w:tblGrid>
+        <w:gridCol w:w="4320"/>
+        <w:gridCol w:w="4320"/>
+      </w:tblGrid>
+      <w:tr>
+        <w:tc>
+          <w:tcPr>
+            <w:tcW w:type="dxa" w:w="4320"/>
+          </w:tcPr>
+          <w:p>
+            <w:r>
+              <w:t>{{ tbl.headers[0] }}</w:t>
+            </w:r>
+          </w:p>
+        </w:tc>
+        <w:tc>
+          <w:tcPr>
+            <w:tcW w:type="dxa" w:w="4320"/>
+          </w:tcPr>
+          <w:p>
+            <w:r>
+              <w:t>{{ tbl.headers[1] }}</w:t>
+            </w:r>
+          </w:p>
+        </w:tc>
+      </w:tr>
+      <w:tr>
+        <w:tc>
+          <w:tcPr>
+            <w:tcW w:type="dxa" w:w="4320"/>
+          </w:tcPr>
+          <w:p>
+            <w:r>
+              <w:t>{% for r in tbl.rows %}{{ r[0] }}</w:t>
+            </w:r>
+          </w:p>
+        </w:tc>
+        <w:tc>
+          <w:tcPr>
+            <w:tcW w:type="dxa" w:w="4320"/>
+          </w:tcPr>
+          <w:p>
+            <w:r>
+              <w:t>{{ r[1] }}{% endfor %}</w:t>
+            </w:r>
+          </w:p>
+        </w:tc>
+      </w:tr>
+    </w:tbl>
+    <w:p/>
+    <w:p>
+      <w:r>
+        <w:t>{% endif %}</w:t>
+      </w:r>
+    </w:p>
+    <w:p>
+      <w:r>
+        <w:t>{% if tbl.cols == 3 %}</w:t>
+      </w:r>
+    </w:p>
+    <w:tbl>
+      <w:tblPr>
+        <w:tblStyle w:val="TableGrid"/>
+        <w:tblW w:type="auto" w:w="0"/>
+        <w:tblLook w:firstColumn="1" w:firstRow="1" w:lastColumn="0" w:lastRow="0" w:noHBand="0" w:noVBand="1" w:val="04A0"/>
+      </w:tblPr>
+      <w:tblGrid>
+        <w:gridCol w:w="2880"/>
+        <w:gridCol w:w="2880"/>
+        <w:gridCol w:w="2880"/>
+      </w:tblGrid>
+      <w:tr>
+        <w:tc>
+          <w:tcPr>
+            <w:tcW w:type="dxa" w:w="2880"/>
+          </w:tcPr>
+          <w:p>
+            <w:r>
+              <w:t>{{ tbl.headers[0] }}</w:t>
+            </w:r>
+          </w:p>
+        </w:tc>
+        <w:tc>
+          <w:tcPr>
+            <w:tcW w:type="dxa" w:w="2880"/>
+          </w:tcPr>
+          <w:p>
+            <w:r>
+              <w:t>{{ tbl.headers[1] }}</w:t>
+            </w:r>
+          </w:p>
+        </w:tc>
+        <w:tc>
+          <w:tcPr>
+            <w:tcW w:type="dxa" w:w="2880"/>
+          </w:tcPr>
+          <w:p>
+            <w:r>
+              <w:t>{{ tbl.headers[2] }}</w:t>
+            </w:r>
+          </w:p>
+        </w:tc>
+      </w:tr>
+      <w:tr>
+        <w:tc>
+          <w:tcPr>
+            <w:tcW w:type="dxa" w:w="2880"/>
+          </w:tcPr>
+          <w:p>
+            <w:r>
+              <w:t>{% for r in tbl.rows %}{{ r[0] }}</w:t>
+            </w:r>
+          </w:p>
+        </w:tc>
+        <w:tc>
+          <w:tcPr>
+            <w:tcW w:type="dxa" w:w="2880"/>
+          </w:tcPr>
+          <w:p>
+            <w:r>
+              <w:t>{{ r[1] }}</w:t>
+            </w:r>
+          </w:p>
+        </w:tc>
+        <w:tc>
+          <w:tcPr>
+            <w:tcW w:type="dxa" w:w="2880"/>
+          </w:tcPr>
+          <w:p>
+            <w:r>
+              <w:t>{{ r[2] }}{% endfor %}</w:t>
+            </w:r>
+          </w:p>
+        </w:tc>
+      </w:tr>
+    </w:tbl>
+    <w:p/>
+    <w:p>
+      <w:r>
+        <w:t>{% endif %}</w:t>
+      </w:r>
+    </w:p>
+    <w:p>
+      <w:r>
+        <w:t>{% if tbl.cols == 4 %}</w:t>
       </w:r>
     </w:p>
     <w:tbl>
@@ -278,7 +436,7 @@
           </w:tcPr>
           <w:p>
             <w:r>
-              <w:t>{{ sec.table.headers[0] }}</w:t>
+              <w:t>{{ tbl.headers[0] }}</w:t>
             </w:r>
           </w:p>
         </w:tc>
@@ -288,7 +446,7 @@
           </w:tcPr>
           <w:p>
             <w:r>
-              <w:t>{{ sec.table.headers[1] }}</w:t>
+              <w:t>{{ tbl.headers[1] }}</w:t>
             </w:r>
           </w:p>
         </w:tc>
@@ -298,7 +456,7 @@
           </w:tcPr>
           <w:p>
             <w:r>
-              <w:t>{{ sec.table.headers[2] }}</w:t>
+              <w:t>{{ tbl.headers[2] }}</w:t>
             </w:r>
           </w:p>
         </w:tc>
@@ -308,7 +466,7 @@
           </w:tcPr>
           <w:p>
             <w:r>
-              <w:t>{{ sec.table.headers[3] }}</w:t>
+              <w:t>{{ tbl.headers[3] }}</w:t>
             </w:r>
           </w:p>
         </w:tc>
@@ -320,7 +478,7 @@
           </w:tcPr>
           <w:p>
             <w:r>
-              <w:t>{% for r in sec.table.rows %}{{ r[0] }}</w:t>
+              <w:t>{% for r in tbl.rows %}{{ r[0] }}</w:t>
             </w:r>
           </w:p>
         </w:tc>
@@ -360,6 +518,140 @@
     <w:p>
       <w:r>
         <w:t>{% endif %}</w:t>
+      </w:r>
+    </w:p>
+    <w:p>
+      <w:r>
+        <w:t>{% if tbl.cols == 5 %}</w:t>
+      </w:r>
+    </w:p>
+    <w:tbl>
+      <w:tblPr>
+        <w:tblStyle w:val="TableGrid"/>
+        <w:tblW w:type="auto" w:w="0"/>
+        <w:tblLook w:firstColumn="1" w:firstRow="1" w:lastColumn="0" w:lastRow="0" w:noHBand="0" w:noVBand="1" w:val="04A0"/>
+      </w:tblPr>
+      <w:tblGrid>
+        <w:gridCol w:w="1728"/>
+        <w:gridCol w:w="1728"/>
+        <w:gridCol w:w="1728"/>
+        <w:gridCol w:w="1728"/>
+        <w:gridCol w:w="1728"/>
+      </w:tblGrid>
+      <w:tr>
+        <w:tc>
+          <w:tcPr>
+            <w:tcW w:type="dxa" w:w="1728"/>
+          </w:tcPr>
+          <w:p>
+            <w:r>
+              <w:t>{{ tbl.headers[0] }}</w:t>
+            </w:r>
+          </w:p>
+        </w:tc>
+        <w:tc>
+          <w:tcPr>
+            <w:tcW w:type="dxa" w:w="1728"/>
+          </w:tcPr>
+          <w:p>
+            <w:r>
+              <w:t>{{ tbl.headers[1] }}</w:t>
+            </w:r>
+          </w:p>
+        </w:tc>
+        <w:tc>
+          <w:tcPr>
+            <w:tcW w:type="dxa" w:w="1728"/>
+          </w:tcPr>
+          <w:p>
+            <w:r>
+              <w:t>{{ tbl.headers[2] }}</w:t>
+            </w:r>
+          </w:p>
+        </w:tc>
+        <w:tc>
+          <w:tcPr>
+            <w:tcW w:type="dxa" w:w="1728"/>
+          </w:tcPr>
+          <w:p>
+            <w:r>
+              <w:t>{{ tbl.headers[3] }}</w:t>
+            </w:r>
+          </w:p>
+        </w:tc>
+        <w:tc>
+          <w:tcPr>
+            <w:tcW w:type="dxa" w:w="1728"/>
+          </w:tcPr>
+          <w:p>
+            <w:r>
+              <w:t>{{ tbl.headers[4] }}</w:t>
+            </w:r>
+          </w:p>
+        </w:tc>
+      </w:tr>
+      <w:tr>
+        <w:tc>
+          <w:tcPr>
+            <w:tcW w:type="dxa" w:w="1728"/>
+          </w:tcPr>
+          <w:p>
+            <w:r>
+              <w:t>{% for r in tbl.rows %}{{ r[0] }}</w:t>
+            </w:r>
+          </w:p>
+        </w:tc>
+        <w:tc>
+          <w:tcPr>
+            <w:tcW w:type="dxa" w:w="1728"/>
+          </w:tcPr>
+          <w:p>
+            <w:r>
+              <w:t>{{ r[1] }}</w:t>
+            </w:r>
+          </w:p>
+        </w:tc>
+        <w:tc>
+          <w:tcPr>
+            <w:tcW w:type="dxa" w:w="1728"/>
+          </w:tcPr>
+          <w:p>
+            <w:r>
+              <w:t>{{ r[2] }}</w:t>
+            </w:r>
+          </w:p>
+        </w:tc>
+        <w:tc>
+          <w:tcPr>
+            <w:tcW w:type="dxa" w:w="1728"/>
+          </w:tcPr>
+          <w:p>
+            <w:r>
+              <w:t>{{ r[3] }}</w:t>
+            </w:r>
+          </w:p>
+        </w:tc>
+        <w:tc>
+          <w:tcPr>
+            <w:tcW w:type="dxa" w:w="1728"/>
+          </w:tcPr>
+          <w:p>
+            <w:r>
+              <w:t>{{ r[4] }}{% endfor %}</w:t>
+            </w:r>
+          </w:p>
+        </w:tc>
+      </w:tr>
+    </w:tbl>
+    <w:p/>
+    <w:p>
+      <w:r>
+        <w:t>{% endif %}</w:t>
+      </w:r>
+    </w:p>
+    <w:p>
+      <w:r>
+        <w:t>{% endfor %}</w:t>
       </w:r>
     </w:p>
     <w:p>

--- a/.agents/skills/docx-template-report/templates/tech-guide-template.docx
+++ b/.agents/skills/docx-template-report/templates/tech-guide-template.docx
@@ -2,23 +2,164 @@
 <file path=word/document.xml><?xml version="1.0" encoding="utf-8"?>
 <w:document xmlns:wpc="http://schemas.microsoft.com/office/word/2010/wordprocessingCanvas" xmlns:mo="http://schemas.microsoft.com/office/mac/office/2008/main" xmlns:mc="http://schemas.openxmlformats.org/markup-compatibility/2006" xmlns:mv="urn:schemas-microsoft-com:mac:vml" xmlns:o="urn:schemas-microsoft-com:office:office" xmlns:r="http://schemas.openxmlformats.org/officeDocument/2006/relationships" xmlns:m="http://schemas.openxmlformats.org/officeDocument/2006/math" xmlns:v="urn:schemas-microsoft-com:vml" xmlns:wp14="http://schemas.microsoft.com/office/word/2010/wordprocessingDrawing" xmlns:wp="http://schemas.openxmlformats.org/drawingml/2006/wordprocessingDrawing" xmlns:w10="urn:schemas-microsoft-com:office:word" xmlns:w="http://schemas.openxmlformats.org/wordprocessingml/2006/main" xmlns:w14="http://schemas.microsoft.com/office/word/2010/wordml" xmlns:wpg="http://schemas.microsoft.com/office/word/2010/wordprocessingGroup" xmlns:wpi="http://schemas.microsoft.com/office/word/2010/wordprocessingInk" xmlns:wne="http://schemas.microsoft.com/office/word/2006/wordml" xmlns:wps="http://schemas.microsoft.com/office/word/2010/wordprocessingShape" mc:Ignorable="w14 wp14">
   <w:body>
+    <w:p/>
+    <w:p/>
     <w:tbl>
       <w:tblPr>
-        <w:tblStyle w:val="TableGrid"/>
         <w:tblW w:type="auto" w:w="0"/>
+        <w:tblLayout w:type="fixed"/>
         <w:tblLook w:firstColumn="1" w:firstRow="1" w:lastColumn="0" w:lastRow="0" w:noHBand="0" w:noVBand="1" w:val="04A0"/>
       </w:tblPr>
       <w:tblGrid>
-        <w:gridCol w:w="8640"/>
+        <w:gridCol w:w="4535"/>
+        <w:gridCol w:w="4535"/>
       </w:tblGrid>
       <w:tr>
         <w:tc>
           <w:tcPr>
-            <w:tcW w:type="dxa" w:w="8640"/>
+            <w:tcW w:type="dxa" w:w="4323"/>
           </w:tcPr>
           <w:p>
             <w:r>
+              <w:rPr>
+                <w:rFonts w:ascii="微软雅黑" w:hAnsi="微软雅黑" w:eastAsia="微软雅黑"/>
+                <w:b/>
+                <w:color w:val="1F4E79"/>
+                <w:sz w:val="22"/>
+              </w:rPr>
+              <w:t>{{ doc_meta }}</w:t>
+            </w:r>
+          </w:p>
+        </w:tc>
+        <w:tc>
+          <w:tcPr>
+            <w:tcW w:type="dxa" w:w="4323"/>
+          </w:tcPr>
+          <w:p>
+            <w:pPr>
+              <w:jc w:val="right"/>
+            </w:pPr>
+            <w:r>
+              <w:rPr>
+                <w:rFonts w:ascii="微软雅黑" w:hAnsi="微软雅黑" w:eastAsia="微软雅黑"/>
+                <w:color w:val="808080"/>
+                <w:sz w:val="21"/>
+              </w:rPr>
               <w:t>{{ company }}</w:t>
+            </w:r>
+          </w:p>
+        </w:tc>
+      </w:tr>
+    </w:tbl>
+    <w:p>
+      <w:pPr>
+        <w:spacing w:before="0" w:after="0"/>
+        <w:pBdr>
+          <w:bottom w:val="single" w:sz="8" w:space="1" w:color="1F4E79"/>
+        </w:pBdr>
+      </w:pPr>
+    </w:p>
+    <w:p/>
+    <w:p/>
+    <w:p/>
+    <w:p/>
+    <w:p>
+      <w:pPr>
+        <w:jc w:val="center"/>
+      </w:pPr>
+      <w:r>
+        <w:rPr>
+          <w:rFonts w:ascii="微软雅黑" w:hAnsi="微软雅黑" w:eastAsia="微软雅黑"/>
+          <w:b/>
+          <w:color w:val="1F4E79"/>
+          <w:sz w:val="56"/>
+        </w:rPr>
+        <w:t>{{ doc_title }}</w:t>
+      </w:r>
+    </w:p>
+    <w:p/>
+    <w:p/>
+    <w:p/>
+    <w:p/>
+    <w:p/>
+    <w:p/>
+    <w:tbl>
+      <w:tblPr>
+        <w:tblW w:type="auto" w:w="0"/>
+        <w:jc w:val="center"/>
+        <w:tblLayout w:type="fixed"/>
+        <w:tblLook w:firstColumn="1" w:firstRow="1" w:lastColumn="0" w:lastRow="0" w:noHBand="0" w:noVBand="1" w:val="04A0"/>
+      </w:tblPr>
+      <w:tblGrid>
+        <w:gridCol w:w="4323"/>
+        <w:gridCol w:w="4323"/>
+      </w:tblGrid>
+      <w:tr>
+        <w:tc>
+          <w:tcPr>
+            <w:tcW w:type="dxa" w:w="2268"/>
+            <w:vAlign w:val="center"/>
+            <w:shd w:val="clear" w:color="auto" w:fill="D6E4F0"/>
+            <w:tcMar>
+              <w:top w:w="40" w:type="dxa"/>
+              <w:bottom w:w="40" w:type="dxa"/>
+              <w:left w:w="80" w:type="dxa"/>
+              <w:right w:w="80" w:type="dxa"/>
+            </w:tcMar>
+            <w:tcBorders>
+              <w:top w:sz="4" w:val="single" w:color="BFBFBF"/>
+              <w:bottom w:sz="4" w:val="single" w:color="BFBFBF"/>
+              <w:left w:sz="4" w:val="single" w:color="BFBFBF"/>
+              <w:right w:sz="4" w:val="single" w:color="BFBFBF"/>
+            </w:tcBorders>
+          </w:tcPr>
+          <w:p>
+            <w:pPr>
+              <w:jc w:val="right"/>
+            </w:pPr>
+            <w:r/>
+            <w:r>
+              <w:rPr>
+                <w:rFonts w:ascii="微软雅黑" w:hAnsi="微软雅黑" w:eastAsia="微软雅黑"/>
+                <w:b/>
+                <w:color w:val="1F4E79"/>
+                <w:sz w:val="21"/>
+              </w:rPr>
+              <w:t>文件状态</w:t>
+            </w:r>
+          </w:p>
+        </w:tc>
+        <w:tc>
+          <w:tcPr>
+            <w:tcW w:type="dxa" w:w="5102"/>
+            <w:vAlign w:val="center"/>
+            <w:shd w:val="clear" w:color="auto" w:fill="F2F2F2"/>
+            <w:tcMar>
+              <w:top w:w="40" w:type="dxa"/>
+              <w:bottom w:w="40" w:type="dxa"/>
+              <w:left w:w="80" w:type="dxa"/>
+              <w:right w:w="80" w:type="dxa"/>
+            </w:tcMar>
+            <w:tcBorders>
+              <w:top w:sz="4" w:val="single" w:color="BFBFBF"/>
+              <w:bottom w:sz="4" w:val="single" w:color="BFBFBF"/>
+              <w:left w:sz="4" w:val="single" w:color="BFBFBF"/>
+              <w:right w:sz="4" w:val="single" w:color="BFBFBF"/>
+            </w:tcBorders>
+          </w:tcPr>
+          <w:p>
+            <w:pPr>
+              <w:jc w:val="left"/>
+            </w:pPr>
+            <w:r/>
+            <w:r>
+              <w:rPr>
+                <w:rFonts w:ascii="微软雅黑" w:hAnsi="微软雅黑" w:eastAsia="微软雅黑"/>
+                <w:b w:val="0"/>
+                <w:color w:val="333333"/>
+                <w:sz w:val="21"/>
+              </w:rPr>
+              <w:t>{{ doc_status }}</w:t>
             </w:r>
           </w:p>
         </w:tc>
@@ -26,11 +167,69 @@
       <w:tr>
         <w:tc>
           <w:tcPr>
-            <w:tcW w:type="dxa" w:w="8640"/>
+            <w:tcW w:type="dxa" w:w="2268"/>
+            <w:vAlign w:val="center"/>
+            <w:shd w:val="clear" w:color="auto" w:fill="D6E4F0"/>
+            <w:tcMar>
+              <w:top w:w="40" w:type="dxa"/>
+              <w:bottom w:w="40" w:type="dxa"/>
+              <w:left w:w="80" w:type="dxa"/>
+              <w:right w:w="80" w:type="dxa"/>
+            </w:tcMar>
+            <w:tcBorders>
+              <w:top w:sz="4" w:val="single" w:color="BFBFBF"/>
+              <w:bottom w:sz="4" w:val="single" w:color="BFBFBF"/>
+              <w:left w:sz="4" w:val="single" w:color="BFBFBF"/>
+              <w:right w:sz="4" w:val="single" w:color="BFBFBF"/>
+            </w:tcBorders>
           </w:tcPr>
           <w:p>
+            <w:pPr>
+              <w:jc w:val="right"/>
+            </w:pPr>
+            <w:r/>
             <w:r>
-              <w:t>{{ doc_title }}</w:t>
+              <w:rPr>
+                <w:rFonts w:ascii="微软雅黑" w:hAnsi="微软雅黑" w:eastAsia="微软雅黑"/>
+                <w:b/>
+                <w:color w:val="1F4E79"/>
+                <w:sz w:val="21"/>
+              </w:rPr>
+              <w:t>当前版本</w:t>
+            </w:r>
+          </w:p>
+        </w:tc>
+        <w:tc>
+          <w:tcPr>
+            <w:tcW w:type="dxa" w:w="5102"/>
+            <w:vAlign w:val="center"/>
+            <w:shd w:val="clear" w:color="auto" w:fill="F2F2F2"/>
+            <w:tcMar>
+              <w:top w:w="40" w:type="dxa"/>
+              <w:bottom w:w="40" w:type="dxa"/>
+              <w:left w:w="80" w:type="dxa"/>
+              <w:right w:w="80" w:type="dxa"/>
+            </w:tcMar>
+            <w:tcBorders>
+              <w:top w:sz="4" w:val="single" w:color="BFBFBF"/>
+              <w:bottom w:sz="4" w:val="single" w:color="BFBFBF"/>
+              <w:left w:sz="4" w:val="single" w:color="BFBFBF"/>
+              <w:right w:sz="4" w:val="single" w:color="BFBFBF"/>
+            </w:tcBorders>
+          </w:tcPr>
+          <w:p>
+            <w:pPr>
+              <w:jc w:val="left"/>
+            </w:pPr>
+            <w:r/>
+            <w:r>
+              <w:rPr>
+                <w:rFonts w:ascii="微软雅黑" w:hAnsi="微软雅黑" w:eastAsia="微软雅黑"/>
+                <w:b w:val="0"/>
+                <w:color w:val="333333"/>
+                <w:sz w:val="21"/>
+              </w:rPr>
+              <w:t>{{ doc_version }}</w:t>
             </w:r>
           </w:p>
         </w:tc>
@@ -38,86 +237,69 @@
       <w:tr>
         <w:tc>
           <w:tcPr>
-            <w:tcW w:type="dxa" w:w="8640"/>
+            <w:tcW w:type="dxa" w:w="2268"/>
+            <w:vAlign w:val="center"/>
+            <w:shd w:val="clear" w:color="auto" w:fill="D6E4F0"/>
+            <w:tcMar>
+              <w:top w:w="40" w:type="dxa"/>
+              <w:bottom w:w="40" w:type="dxa"/>
+              <w:left w:w="80" w:type="dxa"/>
+              <w:right w:w="80" w:type="dxa"/>
+            </w:tcMar>
+            <w:tcBorders>
+              <w:top w:sz="4" w:val="single" w:color="BFBFBF"/>
+              <w:bottom w:sz="4" w:val="single" w:color="BFBFBF"/>
+              <w:left w:sz="4" w:val="single" w:color="BFBFBF"/>
+              <w:right w:sz="4" w:val="single" w:color="BFBFBF"/>
+            </w:tcBorders>
           </w:tcPr>
           <w:p>
+            <w:pPr>
+              <w:jc w:val="right"/>
+            </w:pPr>
+            <w:r/>
             <w:r>
-              <w:t>{{ doc_meta }}</w:t>
-            </w:r>
-          </w:p>
-        </w:tc>
-      </w:tr>
-    </w:tbl>
-    <w:p/>
-    <w:p>
-      <w:pPr>
-        <w:pStyle w:val="Heading1"/>
-      </w:pPr>
-      <w:r>
-        <w:t>更新记录</w:t>
-      </w:r>
-    </w:p>
-    <w:tbl>
-      <w:tblPr>
-        <w:tblStyle w:val="TableGrid"/>
-        <w:tblW w:type="auto" w:w="0"/>
-        <w:tblLook w:firstColumn="1" w:firstRow="1" w:lastColumn="0" w:lastRow="0" w:noHBand="0" w:noVBand="1" w:val="04A0"/>
-      </w:tblPr>
-      <w:tblGrid>
-        <w:gridCol w:w="1728"/>
-        <w:gridCol w:w="1728"/>
-        <w:gridCol w:w="1728"/>
-        <w:gridCol w:w="1728"/>
-        <w:gridCol w:w="1728"/>
-      </w:tblGrid>
-      <w:tr>
-        <w:tc>
-          <w:tcPr>
-            <w:tcW w:type="dxa" w:w="1728"/>
-          </w:tcPr>
-          <w:p>
-            <w:r>
-              <w:t>版本</w:t>
+              <w:rPr>
+                <w:rFonts w:ascii="微软雅黑" w:hAnsi="微软雅黑" w:eastAsia="微软雅黑"/>
+                <w:b/>
+                <w:color w:val="1F4E79"/>
+                <w:sz w:val="21"/>
+              </w:rPr>
+              <w:t>发布日期</w:t>
             </w:r>
           </w:p>
         </w:tc>
         <w:tc>
           <w:tcPr>
-            <w:tcW w:type="dxa" w:w="1728"/>
+            <w:tcW w:type="dxa" w:w="5102"/>
+            <w:vAlign w:val="center"/>
+            <w:shd w:val="clear" w:color="auto" w:fill="F2F2F2"/>
+            <w:tcMar>
+              <w:top w:w="40" w:type="dxa"/>
+              <w:bottom w:w="40" w:type="dxa"/>
+              <w:left w:w="80" w:type="dxa"/>
+              <w:right w:w="80" w:type="dxa"/>
+            </w:tcMar>
+            <w:tcBorders>
+              <w:top w:sz="4" w:val="single" w:color="BFBFBF"/>
+              <w:bottom w:sz="4" w:val="single" w:color="BFBFBF"/>
+              <w:left w:sz="4" w:val="single" w:color="BFBFBF"/>
+              <w:right w:sz="4" w:val="single" w:color="BFBFBF"/>
+            </w:tcBorders>
           </w:tcPr>
           <w:p>
+            <w:pPr>
+              <w:jc w:val="left"/>
+            </w:pPr>
+            <w:r/>
             <w:r>
-              <w:t>修改人</w:t>
-            </w:r>
-          </w:p>
-        </w:tc>
-        <w:tc>
-          <w:tcPr>
-            <w:tcW w:type="dxa" w:w="1728"/>
-          </w:tcPr>
-          <w:p>
-            <w:r>
-              <w:t>修改日期</w:t>
-            </w:r>
-          </w:p>
-        </w:tc>
-        <w:tc>
-          <w:tcPr>
-            <w:tcW w:type="dxa" w:w="1728"/>
-          </w:tcPr>
-          <w:p>
-            <w:r>
-              <w:t>修改说明</w:t>
-            </w:r>
-          </w:p>
-        </w:tc>
-        <w:tc>
-          <w:tcPr>
-            <w:tcW w:type="dxa" w:w="1728"/>
-          </w:tcPr>
-          <w:p>
-            <w:r>
-              <w:t>核定人</w:t>
+              <w:rPr>
+                <w:rFonts w:ascii="微软雅黑" w:hAnsi="微软雅黑" w:eastAsia="微软雅黑"/>
+                <w:b w:val="0"/>
+                <w:color w:val="333333"/>
+                <w:sz w:val="21"/>
+              </w:rPr>
+              <w:t>{{ doc_date }}</w:t>
             </w:r>
           </w:p>
         </w:tc>
@@ -125,87 +307,521 @@
       <w:tr>
         <w:tc>
           <w:tcPr>
-            <w:tcW w:type="dxa" w:w="1728"/>
+            <w:tcW w:type="dxa" w:w="2268"/>
+            <w:vAlign w:val="center"/>
+            <w:shd w:val="clear" w:color="auto" w:fill="D6E4F0"/>
+            <w:tcMar>
+              <w:top w:w="40" w:type="dxa"/>
+              <w:bottom w:w="40" w:type="dxa"/>
+              <w:left w:w="80" w:type="dxa"/>
+              <w:right w:w="80" w:type="dxa"/>
+            </w:tcMar>
+            <w:tcBorders>
+              <w:top w:sz="4" w:val="single" w:color="BFBFBF"/>
+              <w:bottom w:sz="4" w:val="single" w:color="BFBFBF"/>
+              <w:left w:sz="4" w:val="single" w:color="BFBFBF"/>
+              <w:right w:sz="4" w:val="single" w:color="BFBFBF"/>
+            </w:tcBorders>
           </w:tcPr>
           <w:p>
+            <w:pPr>
+              <w:jc w:val="right"/>
+            </w:pPr>
+            <w:r/>
             <w:r>
-              <w:t>{% for r in revisions %}{{ r.version }}</w:t>
+              <w:rPr>
+                <w:rFonts w:ascii="微软雅黑" w:hAnsi="微软雅黑" w:eastAsia="微软雅黑"/>
+                <w:b/>
+                <w:color w:val="1F4E79"/>
+                <w:sz w:val="21"/>
+              </w:rPr>
+              <w:t>文档作者</w:t>
             </w:r>
           </w:p>
         </w:tc>
         <w:tc>
           <w:tcPr>
-            <w:tcW w:type="dxa" w:w="1728"/>
+            <w:tcW w:type="dxa" w:w="5102"/>
+            <w:vAlign w:val="center"/>
+            <w:shd w:val="clear" w:color="auto" w:fill="F2F2F2"/>
+            <w:tcMar>
+              <w:top w:w="40" w:type="dxa"/>
+              <w:bottom w:w="40" w:type="dxa"/>
+              <w:left w:w="80" w:type="dxa"/>
+              <w:right w:w="80" w:type="dxa"/>
+            </w:tcMar>
+            <w:tcBorders>
+              <w:top w:sz="4" w:val="single" w:color="BFBFBF"/>
+              <w:bottom w:sz="4" w:val="single" w:color="BFBFBF"/>
+              <w:left w:sz="4" w:val="single" w:color="BFBFBF"/>
+              <w:right w:sz="4" w:val="single" w:color="BFBFBF"/>
+            </w:tcBorders>
           </w:tcPr>
           <w:p>
+            <w:pPr>
+              <w:jc w:val="left"/>
+            </w:pPr>
+            <w:r/>
             <w:r>
+              <w:rPr>
+                <w:rFonts w:ascii="微软雅黑" w:hAnsi="微软雅黑" w:eastAsia="微软雅黑"/>
+                <w:b w:val="0"/>
+                <w:color w:val="333333"/>
+                <w:sz w:val="21"/>
+              </w:rPr>
+              <w:t>{{ doc_author }}</w:t>
+            </w:r>
+          </w:p>
+        </w:tc>
+      </w:tr>
+    </w:tbl>
+    <w:p>
+      <w:r>
+        <w:br w:type="page"/>
+      </w:r>
+    </w:p>
+    <w:p>
+      <w:pPr>
+        <w:pStyle w:val="Heading1"/>
+        <w:pBdr>
+          <w:bottom w:val="single" w:sz="8" w:space="1" w:color="1F4E79"/>
+        </w:pBdr>
+      </w:pPr>
+      <w:r>
+        <w:rPr>
+          <w:rFonts w:ascii="微软雅黑" w:hAnsi="微软雅黑" w:eastAsia="微软雅黑"/>
+          <w:b/>
+          <w:color w:val="1F4E79"/>
+          <w:sz w:val="36"/>
+        </w:rPr>
+        <w:t>更新记录</w:t>
+      </w:r>
+    </w:p>
+    <w:tbl>
+      <w:tblPr>
+        <w:tblW w:type="auto" w:w="0"/>
+        <w:jc w:val="center"/>
+        <w:tblLayout w:type="fixed"/>
+        <w:tblLook w:firstColumn="1" w:firstRow="1" w:lastColumn="0" w:lastRow="0" w:noHBand="0" w:noVBand="1" w:val="04A0"/>
+      </w:tblPr>
+      <w:tblGrid>
+        <w:gridCol w:w="1729"/>
+        <w:gridCol w:w="1729"/>
+        <w:gridCol w:w="1729"/>
+        <w:gridCol w:w="1729"/>
+        <w:gridCol w:w="1729"/>
+      </w:tblGrid>
+      <w:tr>
+        <w:tc>
+          <w:tcPr>
+            <w:tcW w:type="dxa" w:w="1417"/>
+            <w:vAlign w:val="center"/>
+            <w:shd w:val="clear" w:color="auto" w:fill="1F4E79"/>
+            <w:tcMar>
+              <w:top w:w="40" w:type="dxa"/>
+              <w:bottom w:w="40" w:type="dxa"/>
+              <w:left w:w="80" w:type="dxa"/>
+              <w:right w:w="80" w:type="dxa"/>
+            </w:tcMar>
+            <w:tcBorders>
+              <w:top w:sz="4" w:val="single" w:color="1F4E79"/>
+              <w:bottom w:sz="4" w:val="single" w:color="1F4E79"/>
+              <w:left w:sz="4" w:val="single" w:color="BFBFBF"/>
+              <w:right w:sz="4" w:val="single" w:color="BFBFBF"/>
+            </w:tcBorders>
+          </w:tcPr>
+          <w:p>
+            <w:pPr>
+              <w:jc w:val="center"/>
+            </w:pPr>
+            <w:r/>
+            <w:r>
+              <w:rPr>
+                <w:rFonts w:ascii="微软雅黑" w:hAnsi="微软雅黑" w:eastAsia="微软雅黑"/>
+                <w:b/>
+                <w:color w:val="FFFFFF"/>
+                <w:sz w:val="21"/>
+              </w:rPr>
+              <w:t>版本号</w:t>
+            </w:r>
+          </w:p>
+        </w:tc>
+        <w:tc>
+          <w:tcPr>
+            <w:tcW w:type="dxa" w:w="1417"/>
+            <w:vAlign w:val="center"/>
+            <w:shd w:val="clear" w:color="auto" w:fill="1F4E79"/>
+            <w:tcMar>
+              <w:top w:w="40" w:type="dxa"/>
+              <w:bottom w:w="40" w:type="dxa"/>
+              <w:left w:w="80" w:type="dxa"/>
+              <w:right w:w="80" w:type="dxa"/>
+            </w:tcMar>
+            <w:tcBorders>
+              <w:top w:sz="4" w:val="single" w:color="1F4E79"/>
+              <w:bottom w:sz="4" w:val="single" w:color="1F4E79"/>
+              <w:left w:sz="4" w:val="single" w:color="BFBFBF"/>
+              <w:right w:sz="4" w:val="single" w:color="BFBFBF"/>
+            </w:tcBorders>
+          </w:tcPr>
+          <w:p>
+            <w:pPr>
+              <w:jc w:val="center"/>
+            </w:pPr>
+            <w:r/>
+            <w:r>
+              <w:rPr>
+                <w:rFonts w:ascii="微软雅黑" w:hAnsi="微软雅黑" w:eastAsia="微软雅黑"/>
+                <w:b/>
+                <w:color w:val="FFFFFF"/>
+                <w:sz w:val="21"/>
+              </w:rPr>
+              <w:t>作者</w:t>
+            </w:r>
+          </w:p>
+        </w:tc>
+        <w:tc>
+          <w:tcPr>
+            <w:tcW w:type="dxa" w:w="1701"/>
+            <w:vAlign w:val="center"/>
+            <w:shd w:val="clear" w:color="auto" w:fill="1F4E79"/>
+            <w:tcMar>
+              <w:top w:w="40" w:type="dxa"/>
+              <w:bottom w:w="40" w:type="dxa"/>
+              <w:left w:w="80" w:type="dxa"/>
+              <w:right w:w="80" w:type="dxa"/>
+            </w:tcMar>
+            <w:tcBorders>
+              <w:top w:sz="4" w:val="single" w:color="1F4E79"/>
+              <w:bottom w:sz="4" w:val="single" w:color="1F4E79"/>
+              <w:left w:sz="4" w:val="single" w:color="BFBFBF"/>
+              <w:right w:sz="4" w:val="single" w:color="BFBFBF"/>
+            </w:tcBorders>
+          </w:tcPr>
+          <w:p>
+            <w:pPr>
+              <w:jc w:val="center"/>
+            </w:pPr>
+            <w:r/>
+            <w:r>
+              <w:rPr>
+                <w:rFonts w:ascii="微软雅黑" w:hAnsi="微软雅黑" w:eastAsia="微软雅黑"/>
+                <w:b/>
+                <w:color w:val="FFFFFF"/>
+                <w:sz w:val="21"/>
+              </w:rPr>
+              <w:t>日期</w:t>
+            </w:r>
+          </w:p>
+        </w:tc>
+        <w:tc>
+          <w:tcPr>
+            <w:tcW w:type="dxa" w:w="2835"/>
+            <w:vAlign w:val="center"/>
+            <w:shd w:val="clear" w:color="auto" w:fill="1F4E79"/>
+            <w:tcMar>
+              <w:top w:w="40" w:type="dxa"/>
+              <w:bottom w:w="40" w:type="dxa"/>
+              <w:left w:w="80" w:type="dxa"/>
+              <w:right w:w="80" w:type="dxa"/>
+            </w:tcMar>
+            <w:tcBorders>
+              <w:top w:sz="4" w:val="single" w:color="1F4E79"/>
+              <w:bottom w:sz="4" w:val="single" w:color="1F4E79"/>
+              <w:left w:sz="4" w:val="single" w:color="BFBFBF"/>
+              <w:right w:sz="4" w:val="single" w:color="BFBFBF"/>
+            </w:tcBorders>
+          </w:tcPr>
+          <w:p>
+            <w:pPr>
+              <w:jc w:val="center"/>
+            </w:pPr>
+            <w:r/>
+            <w:r>
+              <w:rPr>
+                <w:rFonts w:ascii="微软雅黑" w:hAnsi="微软雅黑" w:eastAsia="微软雅黑"/>
+                <w:b/>
+                <w:color w:val="FFFFFF"/>
+                <w:sz w:val="21"/>
+              </w:rPr>
+              <w:t>说明</w:t>
+            </w:r>
+          </w:p>
+        </w:tc>
+        <w:tc>
+          <w:tcPr>
+            <w:tcW w:type="dxa" w:w="1417"/>
+            <w:vAlign w:val="center"/>
+            <w:shd w:val="clear" w:color="auto" w:fill="1F4E79"/>
+            <w:tcMar>
+              <w:top w:w="40" w:type="dxa"/>
+              <w:bottom w:w="40" w:type="dxa"/>
+              <w:left w:w="80" w:type="dxa"/>
+              <w:right w:w="80" w:type="dxa"/>
+            </w:tcMar>
+            <w:tcBorders>
+              <w:top w:sz="4" w:val="single" w:color="1F4E79"/>
+              <w:bottom w:sz="4" w:val="single" w:color="1F4E79"/>
+              <w:left w:sz="4" w:val="single" w:color="BFBFBF"/>
+              <w:right w:sz="4" w:val="single" w:color="BFBFBF"/>
+            </w:tcBorders>
+          </w:tcPr>
+          <w:p>
+            <w:pPr>
+              <w:jc w:val="center"/>
+            </w:pPr>
+            <w:r/>
+            <w:r>
+              <w:rPr>
+                <w:rFonts w:ascii="微软雅黑" w:hAnsi="微软雅黑" w:eastAsia="微软雅黑"/>
+                <w:b/>
+                <w:color w:val="FFFFFF"/>
+                <w:sz w:val="21"/>
+              </w:rPr>
+              <w:t>审批人</w:t>
+            </w:r>
+          </w:p>
+        </w:tc>
+      </w:tr>
+      <w:tr>
+        <w:tc>
+          <w:tcPr>
+            <w:tcW w:type="dxa" w:w="1417"/>
+            <w:vAlign w:val="center"/>
+            <w:tcMar>
+              <w:top w:w="40" w:type="dxa"/>
+              <w:bottom w:w="40" w:type="dxa"/>
+              <w:left w:w="80" w:type="dxa"/>
+              <w:right w:w="80" w:type="dxa"/>
+            </w:tcMar>
+            <w:tcBorders>
+              <w:top w:sz="4" w:val="single" w:color="BFBFBF"/>
+              <w:bottom w:sz="4" w:val="single" w:color="BFBFBF"/>
+              <w:left w:sz="4" w:val="single" w:color="BFBFBF"/>
+              <w:right w:sz="4" w:val="single" w:color="BFBFBF"/>
+            </w:tcBorders>
+          </w:tcPr>
+          <w:p>
+            <w:r/>
+            <w:r>
+              <w:rPr>
+                <w:rFonts w:ascii="Consolas" w:hAnsi="Consolas" w:eastAsia="Consolas"/>
+                <w:color w:val="808080"/>
+                <w:sz w:val="18"/>
+              </w:rPr>
+              <w:t>{% for r in revisions %}</w:t>
+            </w:r>
+            <w:r>
+              <w:br/>
+            </w:r>
+            <w:r>
+              <w:rPr>
+                <w:rFonts w:ascii="微软雅黑" w:hAnsi="微软雅黑" w:eastAsia="微软雅黑"/>
+                <w:color w:val="333333"/>
+                <w:sz w:val="21"/>
+              </w:rPr>
+              <w:t>{{ r.version }}</w:t>
+            </w:r>
+          </w:p>
+        </w:tc>
+        <w:tc>
+          <w:tcPr>
+            <w:tcW w:type="dxa" w:w="1417"/>
+            <w:vAlign w:val="center"/>
+            <w:tcMar>
+              <w:top w:w="40" w:type="dxa"/>
+              <w:bottom w:w="40" w:type="dxa"/>
+              <w:left w:w="80" w:type="dxa"/>
+              <w:right w:w="80" w:type="dxa"/>
+            </w:tcMar>
+            <w:tcBorders>
+              <w:top w:sz="4" w:val="single" w:color="BFBFBF"/>
+              <w:bottom w:sz="4" w:val="single" w:color="BFBFBF"/>
+              <w:left w:sz="4" w:val="single" w:color="BFBFBF"/>
+              <w:right w:sz="4" w:val="single" w:color="BFBFBF"/>
+            </w:tcBorders>
+          </w:tcPr>
+          <w:p>
+            <w:r/>
+            <w:r>
+              <w:rPr>
+                <w:rFonts w:ascii="微软雅黑" w:hAnsi="微软雅黑" w:eastAsia="微软雅黑"/>
+                <w:color w:val="333333"/>
+                <w:sz w:val="21"/>
+              </w:rPr>
               <w:t>{{ r.author }}</w:t>
             </w:r>
           </w:p>
         </w:tc>
         <w:tc>
           <w:tcPr>
-            <w:tcW w:type="dxa" w:w="1728"/>
+            <w:tcW w:type="dxa" w:w="1701"/>
+            <w:vAlign w:val="center"/>
+            <w:tcMar>
+              <w:top w:w="40" w:type="dxa"/>
+              <w:bottom w:w="40" w:type="dxa"/>
+              <w:left w:w="80" w:type="dxa"/>
+              <w:right w:w="80" w:type="dxa"/>
+            </w:tcMar>
+            <w:tcBorders>
+              <w:top w:sz="4" w:val="single" w:color="BFBFBF"/>
+              <w:bottom w:sz="4" w:val="single" w:color="BFBFBF"/>
+              <w:left w:sz="4" w:val="single" w:color="BFBFBF"/>
+              <w:right w:sz="4" w:val="single" w:color="BFBFBF"/>
+            </w:tcBorders>
           </w:tcPr>
           <w:p>
+            <w:r/>
             <w:r>
+              <w:rPr>
+                <w:rFonts w:ascii="微软雅黑" w:hAnsi="微软雅黑" w:eastAsia="微软雅黑"/>
+                <w:color w:val="333333"/>
+                <w:sz w:val="21"/>
+              </w:rPr>
               <w:t>{{ r.date }}</w:t>
             </w:r>
           </w:p>
         </w:tc>
         <w:tc>
           <w:tcPr>
-            <w:tcW w:type="dxa" w:w="1728"/>
+            <w:tcW w:type="dxa" w:w="2835"/>
+            <w:vAlign w:val="center"/>
+            <w:tcMar>
+              <w:top w:w="40" w:type="dxa"/>
+              <w:bottom w:w="40" w:type="dxa"/>
+              <w:left w:w="80" w:type="dxa"/>
+              <w:right w:w="80" w:type="dxa"/>
+            </w:tcMar>
+            <w:tcBorders>
+              <w:top w:sz="4" w:val="single" w:color="BFBFBF"/>
+              <w:bottom w:sz="4" w:val="single" w:color="BFBFBF"/>
+              <w:left w:sz="4" w:val="single" w:color="BFBFBF"/>
+              <w:right w:sz="4" w:val="single" w:color="BFBFBF"/>
+            </w:tcBorders>
           </w:tcPr>
           <w:p>
+            <w:r/>
             <w:r>
+              <w:rPr>
+                <w:rFonts w:ascii="微软雅黑" w:hAnsi="微软雅黑" w:eastAsia="微软雅黑"/>
+                <w:color w:val="333333"/>
+                <w:sz w:val="21"/>
+              </w:rPr>
               <w:t>{{ r.desc }}</w:t>
             </w:r>
           </w:p>
         </w:tc>
         <w:tc>
           <w:tcPr>
-            <w:tcW w:type="dxa" w:w="1728"/>
+            <w:tcW w:type="dxa" w:w="1417"/>
+            <w:vAlign w:val="center"/>
+            <w:tcMar>
+              <w:top w:w="40" w:type="dxa"/>
+              <w:bottom w:w="40" w:type="dxa"/>
+              <w:left w:w="80" w:type="dxa"/>
+              <w:right w:w="80" w:type="dxa"/>
+            </w:tcMar>
+            <w:tcBorders>
+              <w:top w:sz="4" w:val="single" w:color="BFBFBF"/>
+              <w:bottom w:sz="4" w:val="single" w:color="BFBFBF"/>
+              <w:left w:sz="4" w:val="single" w:color="BFBFBF"/>
+              <w:right w:sz="4" w:val="single" w:color="BFBFBF"/>
+            </w:tcBorders>
           </w:tcPr>
           <w:p>
+            <w:r/>
             <w:r>
-              <w:t>{{ r.approver }}{% endfor %}</w:t>
+              <w:rPr>
+                <w:rFonts w:ascii="微软雅黑" w:hAnsi="微软雅黑" w:eastAsia="微软雅黑"/>
+                <w:color w:val="333333"/>
+                <w:sz w:val="21"/>
+              </w:rPr>
+              <w:t>{{ r.approver }}</w:t>
+            </w:r>
+            <w:r>
+              <w:br/>
+            </w:r>
+            <w:r>
+              <w:rPr>
+                <w:rFonts w:ascii="Consolas" w:hAnsi="Consolas" w:eastAsia="Consolas"/>
+                <w:color w:val="808080"/>
+                <w:sz w:val="18"/>
+              </w:rPr>
+              <w:t>{% endfor %}</w:t>
             </w:r>
           </w:p>
         </w:tc>
       </w:tr>
     </w:tbl>
-    <w:p/>
     <w:p>
       <w:r>
+        <w:br w:type="page"/>
+      </w:r>
+    </w:p>
+    <w:p>
+      <w:r>
+        <w:rPr>
+          <w:rFonts w:ascii="Consolas" w:hAnsi="Consolas" w:eastAsia="Consolas"/>
+          <w:color w:val="808080"/>
+          <w:sz w:val="18"/>
+        </w:rPr>
         <w:t>{% for ch in chapters %}</w:t>
       </w:r>
     </w:p>
     <w:p>
       <w:pPr>
         <w:pStyle w:val="Heading1"/>
+        <w:pBdr>
+          <w:bottom w:val="single" w:sz="6" w:space="1" w:color="2E75B6"/>
+        </w:pBdr>
       </w:pPr>
       <w:r>
+        <w:rPr>
+          <w:rFonts w:ascii="微软雅黑" w:hAnsi="微软雅黑" w:eastAsia="微软雅黑"/>
+          <w:b/>
+          <w:color w:val="1F4E79"/>
+          <w:sz w:val="36"/>
+        </w:rPr>
         <w:t>{{ ch.title }}</w:t>
       </w:r>
     </w:p>
     <w:p>
       <w:r>
+        <w:rPr>
+          <w:rFonts w:ascii="Consolas" w:hAnsi="Consolas" w:eastAsia="Consolas"/>
+          <w:color w:val="808080"/>
+          <w:sz w:val="18"/>
+        </w:rPr>
         <w:t>{% for p in ch.intro %}</w:t>
       </w:r>
     </w:p>
     <w:p>
       <w:r>
+        <w:rPr>
+          <w:rFonts w:ascii="微软雅黑" w:hAnsi="微软雅黑" w:eastAsia="微软雅黑"/>
+          <w:color w:val="333333"/>
+          <w:sz w:val="21"/>
+        </w:rPr>
         <w:t>{{ p }}</w:t>
       </w:r>
     </w:p>
     <w:p>
       <w:r>
+        <w:rPr>
+          <w:rFonts w:ascii="Consolas" w:hAnsi="Consolas" w:eastAsia="Consolas"/>
+          <w:color w:val="808080"/>
+          <w:sz w:val="18"/>
+        </w:rPr>
         <w:t>{% endfor %}</w:t>
       </w:r>
     </w:p>
     <w:p>
       <w:r>
+        <w:rPr>
+          <w:rFonts w:ascii="Consolas" w:hAnsi="Consolas" w:eastAsia="Consolas"/>
+          <w:color w:val="808080"/>
+          <w:sz w:val="18"/>
+        </w:rPr>
         <w:t>{% for sec in ch.sections %}</w:t>
       </w:r>
     </w:p>
@@ -214,83 +830,176 @@
         <w:pStyle w:val="Heading2"/>
       </w:pPr>
       <w:r>
+        <w:rPr>
+          <w:rFonts w:ascii="微软雅黑" w:hAnsi="微软雅黑" w:eastAsia="微软雅黑"/>
+          <w:b/>
+          <w:color w:val="2E75B6"/>
+          <w:sz w:val="28"/>
+        </w:rPr>
         <w:t>{{ sec.title }}</w:t>
       </w:r>
     </w:p>
     <w:p>
       <w:r>
+        <w:rPr>
+          <w:rFonts w:ascii="Consolas" w:hAnsi="Consolas" w:eastAsia="Consolas"/>
+          <w:color w:val="808080"/>
+          <w:sz w:val="18"/>
+        </w:rPr>
         <w:t>{% for p in sec.paragraphs %}</w:t>
       </w:r>
     </w:p>
     <w:p>
       <w:r>
+        <w:rPr>
+          <w:rFonts w:ascii="微软雅黑" w:hAnsi="微软雅黑" w:eastAsia="微软雅黑"/>
+          <w:color w:val="333333"/>
+          <w:sz w:val="21"/>
+        </w:rPr>
         <w:t>{{ p }}</w:t>
       </w:r>
     </w:p>
     <w:p>
       <w:r>
+        <w:rPr>
+          <w:rFonts w:ascii="Consolas" w:hAnsi="Consolas" w:eastAsia="Consolas"/>
+          <w:color w:val="808080"/>
+          <w:sz w:val="18"/>
+        </w:rPr>
         <w:t>{% endfor %}</w:t>
       </w:r>
     </w:p>
     <w:p>
       <w:r>
+        <w:rPr>
+          <w:rFonts w:ascii="Consolas" w:hAnsi="Consolas" w:eastAsia="Consolas"/>
+          <w:color w:val="808080"/>
+          <w:sz w:val="18"/>
+        </w:rPr>
         <w:t>{% for c in sec.code %}</w:t>
       </w:r>
     </w:p>
     <w:p>
       <w:pPr>
-        <w:shd w:val="clear" w:fill="F2F2F2"/>
+        <w:spacing w:before="40" w:after="40" w:line="288" w:lineRule="auto"/>
+        <w:ind w:left="283"/>
+        <w:shd w:val="clear" w:color="auto" w:fill="F2F2F2"/>
       </w:pPr>
       <w:r>
         <w:rPr>
-          <w:rFonts w:ascii="Consolas" w:hAnsi="Consolas"/>
-          <w:sz w:val="20"/>
+          <w:rFonts w:ascii="Consolas" w:hAnsi="Consolas" w:eastAsia="Consolas"/>
+          <w:color w:val="333333"/>
+          <w:sz w:val="19"/>
         </w:rPr>
         <w:t>{{ c }}</w:t>
       </w:r>
     </w:p>
     <w:p>
       <w:r>
+        <w:rPr>
+          <w:rFonts w:ascii="Consolas" w:hAnsi="Consolas" w:eastAsia="Consolas"/>
+          <w:color w:val="808080"/>
+          <w:sz w:val="18"/>
+        </w:rPr>
         <w:t>{% endfor %}</w:t>
       </w:r>
     </w:p>
     <w:p>
       <w:r>
+        <w:rPr>
+          <w:rFonts w:ascii="Consolas" w:hAnsi="Consolas" w:eastAsia="Consolas"/>
+          <w:color w:val="808080"/>
+          <w:sz w:val="18"/>
+        </w:rPr>
         <w:t>{% for tbl in sec.tables %}</w:t>
       </w:r>
     </w:p>
     <w:p>
       <w:r>
+        <w:rPr>
+          <w:rFonts w:ascii="Consolas" w:hAnsi="Consolas" w:eastAsia="Consolas"/>
+          <w:color w:val="808080"/>
+          <w:sz w:val="18"/>
+        </w:rPr>
         <w:t>{% if tbl.cols == 2 %}</w:t>
       </w:r>
     </w:p>
     <w:tbl>
       <w:tblPr>
-        <w:tblStyle w:val="TableGrid"/>
         <w:tblW w:type="auto" w:w="0"/>
+        <w:jc w:val="center"/>
+        <w:tblLayout w:type="fixed"/>
         <w:tblLook w:firstColumn="1" w:firstRow="1" w:lastColumn="0" w:lastRow="0" w:noHBand="0" w:noVBand="1" w:val="04A0"/>
       </w:tblPr>
       <w:tblGrid>
-        <w:gridCol w:w="4320"/>
-        <w:gridCol w:w="4320"/>
+        <w:gridCol w:w="4323"/>
+        <w:gridCol w:w="4323"/>
       </w:tblGrid>
       <w:tr>
         <w:tc>
           <w:tcPr>
-            <w:tcW w:type="dxa" w:w="4320"/>
+            <w:tcW w:type="dxa" w:w="2268"/>
+            <w:vAlign w:val="center"/>
+            <w:shd w:val="clear" w:color="auto" w:fill="1F4E79"/>
+            <w:tcMar>
+              <w:top w:w="40" w:type="dxa"/>
+              <w:bottom w:w="40" w:type="dxa"/>
+              <w:left w:w="80" w:type="dxa"/>
+              <w:right w:w="80" w:type="dxa"/>
+            </w:tcMar>
+            <w:tcBorders>
+              <w:top w:sz="4" w:val="single" w:color="1F4E79"/>
+              <w:bottom w:sz="4" w:val="single" w:color="1F4E79"/>
+              <w:left w:sz="4" w:val="single" w:color="BFBFBF"/>
+              <w:right w:sz="4" w:val="single" w:color="BFBFBF"/>
+            </w:tcBorders>
           </w:tcPr>
           <w:p>
+            <w:pPr>
+              <w:jc w:val="center"/>
+            </w:pPr>
+            <w:r/>
             <w:r>
+              <w:rPr>
+                <w:rFonts w:ascii="微软雅黑" w:hAnsi="微软雅黑" w:eastAsia="微软雅黑"/>
+                <w:b/>
+                <w:color w:val="FFFFFF"/>
+                <w:sz w:val="21"/>
+              </w:rPr>
               <w:t>{{ tbl.headers[0] }}</w:t>
             </w:r>
           </w:p>
         </w:tc>
         <w:tc>
           <w:tcPr>
-            <w:tcW w:type="dxa" w:w="4320"/>
+            <w:tcW w:type="dxa" w:w="6236"/>
+            <w:vAlign w:val="center"/>
+            <w:shd w:val="clear" w:color="auto" w:fill="1F4E79"/>
+            <w:tcMar>
+              <w:top w:w="40" w:type="dxa"/>
+              <w:bottom w:w="40" w:type="dxa"/>
+              <w:left w:w="80" w:type="dxa"/>
+              <w:right w:w="80" w:type="dxa"/>
+            </w:tcMar>
+            <w:tcBorders>
+              <w:top w:sz="4" w:val="single" w:color="1F4E79"/>
+              <w:bottom w:sz="4" w:val="single" w:color="1F4E79"/>
+              <w:left w:sz="4" w:val="single" w:color="BFBFBF"/>
+              <w:right w:sz="4" w:val="single" w:color="BFBFBF"/>
+            </w:tcBorders>
           </w:tcPr>
           <w:p>
+            <w:pPr>
+              <w:jc w:val="center"/>
+            </w:pPr>
+            <w:r/>
             <w:r>
+              <w:rPr>
+                <w:rFonts w:ascii="微软雅黑" w:hAnsi="微软雅黑" w:eastAsia="微软雅黑"/>
+                <w:b/>
+                <w:color w:val="FFFFFF"/>
+                <w:sz w:val="21"/>
+              </w:rPr>
               <w:t>{{ tbl.headers[1] }}</w:t>
             </w:r>
           </w:p>
@@ -299,75 +1008,217 @@
       <w:tr>
         <w:tc>
           <w:tcPr>
-            <w:tcW w:type="dxa" w:w="4320"/>
+            <w:tcW w:type="dxa" w:w="2268"/>
+            <w:vAlign w:val="center"/>
+            <w:tcMar>
+              <w:top w:w="40" w:type="dxa"/>
+              <w:bottom w:w="40" w:type="dxa"/>
+              <w:left w:w="80" w:type="dxa"/>
+              <w:right w:w="80" w:type="dxa"/>
+            </w:tcMar>
+            <w:tcBorders>
+              <w:top w:sz="4" w:val="single" w:color="BFBFBF"/>
+              <w:bottom w:sz="4" w:val="single" w:color="BFBFBF"/>
+              <w:left w:sz="4" w:val="single" w:color="BFBFBF"/>
+              <w:right w:sz="4" w:val="single" w:color="BFBFBF"/>
+            </w:tcBorders>
           </w:tcPr>
           <w:p>
+            <w:r/>
             <w:r>
-              <w:t>{% for r in tbl.rows %}{{ r[0] }}</w:t>
+              <w:rPr>
+                <w:rFonts w:ascii="Consolas" w:hAnsi="Consolas" w:eastAsia="Consolas"/>
+                <w:color w:val="808080"/>
+                <w:sz w:val="16"/>
+              </w:rPr>
+              <w:t>{% for row in tbl.rows %}</w:t>
+            </w:r>
+            <w:r>
+              <w:br/>
+            </w:r>
+            <w:r>
+              <w:rPr>
+                <w:rFonts w:ascii="微软雅黑" w:hAnsi="微软雅黑" w:eastAsia="微软雅黑"/>
+                <w:color w:val="333333"/>
+                <w:sz w:val="21"/>
+              </w:rPr>
+              <w:t>{{ row[0] }}</w:t>
             </w:r>
           </w:p>
         </w:tc>
         <w:tc>
           <w:tcPr>
-            <w:tcW w:type="dxa" w:w="4320"/>
+            <w:tcW w:type="dxa" w:w="6236"/>
+            <w:vAlign w:val="center"/>
+            <w:tcMar>
+              <w:top w:w="40" w:type="dxa"/>
+              <w:bottom w:w="40" w:type="dxa"/>
+              <w:left w:w="80" w:type="dxa"/>
+              <w:right w:w="80" w:type="dxa"/>
+            </w:tcMar>
+            <w:tcBorders>
+              <w:top w:sz="4" w:val="single" w:color="BFBFBF"/>
+              <w:bottom w:sz="4" w:val="single" w:color="BFBFBF"/>
+              <w:left w:sz="4" w:val="single" w:color="BFBFBF"/>
+              <w:right w:sz="4" w:val="single" w:color="BFBFBF"/>
+            </w:tcBorders>
           </w:tcPr>
           <w:p>
+            <w:r/>
             <w:r>
-              <w:t>{{ r[1] }}{% endfor %}</w:t>
+              <w:rPr>
+                <w:rFonts w:ascii="微软雅黑" w:hAnsi="微软雅黑" w:eastAsia="微软雅黑"/>
+                <w:color w:val="333333"/>
+                <w:sz w:val="21"/>
+              </w:rPr>
+              <w:t>{{ row[1] }}</w:t>
+            </w:r>
+            <w:r>
+              <w:br/>
+            </w:r>
+            <w:r>
+              <w:rPr>
+                <w:rFonts w:ascii="Consolas" w:hAnsi="Consolas" w:eastAsia="Consolas"/>
+                <w:color w:val="808080"/>
+                <w:sz w:val="16"/>
+              </w:rPr>
+              <w:t>{% endfor %}</w:t>
             </w:r>
           </w:p>
         </w:tc>
       </w:tr>
     </w:tbl>
-    <w:p/>
     <w:p>
       <w:r>
+        <w:rPr>
+          <w:rFonts w:ascii="Consolas" w:hAnsi="Consolas" w:eastAsia="Consolas"/>
+          <w:color w:val="808080"/>
+          <w:sz w:val="18"/>
+        </w:rPr>
         <w:t>{% endif %}</w:t>
       </w:r>
     </w:p>
     <w:p>
       <w:r>
+        <w:rPr>
+          <w:rFonts w:ascii="Consolas" w:hAnsi="Consolas" w:eastAsia="Consolas"/>
+          <w:color w:val="808080"/>
+          <w:sz w:val="18"/>
+        </w:rPr>
         <w:t>{% if tbl.cols == 3 %}</w:t>
       </w:r>
     </w:p>
     <w:tbl>
       <w:tblPr>
-        <w:tblStyle w:val="TableGrid"/>
         <w:tblW w:type="auto" w:w="0"/>
+        <w:jc w:val="center"/>
+        <w:tblLayout w:type="fixed"/>
         <w:tblLook w:firstColumn="1" w:firstRow="1" w:lastColumn="0" w:lastRow="0" w:noHBand="0" w:noVBand="1" w:val="04A0"/>
       </w:tblPr>
       <w:tblGrid>
-        <w:gridCol w:w="2880"/>
-        <w:gridCol w:w="2880"/>
-        <w:gridCol w:w="2880"/>
+        <w:gridCol w:w="2882"/>
+        <w:gridCol w:w="2882"/>
+        <w:gridCol w:w="2882"/>
       </w:tblGrid>
       <w:tr>
         <w:tc>
           <w:tcPr>
-            <w:tcW w:type="dxa" w:w="2880"/>
+            <w:tcW w:type="dxa" w:w="1984"/>
+            <w:vAlign w:val="center"/>
+            <w:shd w:val="clear" w:color="auto" w:fill="1F4E79"/>
+            <w:tcMar>
+              <w:top w:w="40" w:type="dxa"/>
+              <w:bottom w:w="40" w:type="dxa"/>
+              <w:left w:w="80" w:type="dxa"/>
+              <w:right w:w="80" w:type="dxa"/>
+            </w:tcMar>
+            <w:tcBorders>
+              <w:top w:sz="4" w:val="single" w:color="1F4E79"/>
+              <w:bottom w:sz="4" w:val="single" w:color="1F4E79"/>
+              <w:left w:sz="4" w:val="single" w:color="BFBFBF"/>
+              <w:right w:sz="4" w:val="single" w:color="BFBFBF"/>
+            </w:tcBorders>
           </w:tcPr>
           <w:p>
+            <w:pPr>
+              <w:jc w:val="center"/>
+            </w:pPr>
+            <w:r/>
             <w:r>
+              <w:rPr>
+                <w:rFonts w:ascii="微软雅黑" w:hAnsi="微软雅黑" w:eastAsia="微软雅黑"/>
+                <w:b/>
+                <w:color w:val="FFFFFF"/>
+                <w:sz w:val="21"/>
+              </w:rPr>
               <w:t>{{ tbl.headers[0] }}</w:t>
             </w:r>
           </w:p>
         </w:tc>
         <w:tc>
           <w:tcPr>
-            <w:tcW w:type="dxa" w:w="2880"/>
+            <w:tcW w:type="dxa" w:w="1701"/>
+            <w:vAlign w:val="center"/>
+            <w:shd w:val="clear" w:color="auto" w:fill="1F4E79"/>
+            <w:tcMar>
+              <w:top w:w="40" w:type="dxa"/>
+              <w:bottom w:w="40" w:type="dxa"/>
+              <w:left w:w="80" w:type="dxa"/>
+              <w:right w:w="80" w:type="dxa"/>
+            </w:tcMar>
+            <w:tcBorders>
+              <w:top w:sz="4" w:val="single" w:color="1F4E79"/>
+              <w:bottom w:sz="4" w:val="single" w:color="1F4E79"/>
+              <w:left w:sz="4" w:val="single" w:color="BFBFBF"/>
+              <w:right w:sz="4" w:val="single" w:color="BFBFBF"/>
+            </w:tcBorders>
           </w:tcPr>
           <w:p>
+            <w:pPr>
+              <w:jc w:val="center"/>
+            </w:pPr>
+            <w:r/>
             <w:r>
+              <w:rPr>
+                <w:rFonts w:ascii="微软雅黑" w:hAnsi="微软雅黑" w:eastAsia="微软雅黑"/>
+                <w:b/>
+                <w:color w:val="FFFFFF"/>
+                <w:sz w:val="21"/>
+              </w:rPr>
               <w:t>{{ tbl.headers[1] }}</w:t>
             </w:r>
           </w:p>
         </w:tc>
         <w:tc>
           <w:tcPr>
-            <w:tcW w:type="dxa" w:w="2880"/>
+            <w:tcW w:type="dxa" w:w="4819"/>
+            <w:vAlign w:val="center"/>
+            <w:shd w:val="clear" w:color="auto" w:fill="1F4E79"/>
+            <w:tcMar>
+              <w:top w:w="40" w:type="dxa"/>
+              <w:bottom w:w="40" w:type="dxa"/>
+              <w:left w:w="80" w:type="dxa"/>
+              <w:right w:w="80" w:type="dxa"/>
+            </w:tcMar>
+            <w:tcBorders>
+              <w:top w:sz="4" w:val="single" w:color="1F4E79"/>
+              <w:bottom w:sz="4" w:val="single" w:color="1F4E79"/>
+              <w:left w:sz="4" w:val="single" w:color="BFBFBF"/>
+              <w:right w:sz="4" w:val="single" w:color="BFBFBF"/>
+            </w:tcBorders>
           </w:tcPr>
           <w:p>
+            <w:pPr>
+              <w:jc w:val="center"/>
+            </w:pPr>
+            <w:r/>
             <w:r>
+              <w:rPr>
+                <w:rFonts w:ascii="微软雅黑" w:hAnsi="微软雅黑" w:eastAsia="微软雅黑"/>
+                <w:b/>
+                <w:color w:val="FFFFFF"/>
+                <w:sz w:val="21"/>
+              </w:rPr>
               <w:t>{{ tbl.headers[2] }}</w:t>
             </w:r>
           </w:p>
@@ -376,96 +1227,281 @@
       <w:tr>
         <w:tc>
           <w:tcPr>
-            <w:tcW w:type="dxa" w:w="2880"/>
+            <w:tcW w:type="dxa" w:w="1984"/>
+            <w:vAlign w:val="center"/>
+            <w:tcMar>
+              <w:top w:w="40" w:type="dxa"/>
+              <w:bottom w:w="40" w:type="dxa"/>
+              <w:left w:w="80" w:type="dxa"/>
+              <w:right w:w="80" w:type="dxa"/>
+            </w:tcMar>
+            <w:tcBorders>
+              <w:top w:sz="4" w:val="single" w:color="BFBFBF"/>
+              <w:bottom w:sz="4" w:val="single" w:color="BFBFBF"/>
+              <w:left w:sz="4" w:val="single" w:color="BFBFBF"/>
+              <w:right w:sz="4" w:val="single" w:color="BFBFBF"/>
+            </w:tcBorders>
           </w:tcPr>
           <w:p>
+            <w:r/>
             <w:r>
-              <w:t>{% for r in tbl.rows %}{{ r[0] }}</w:t>
+              <w:rPr>
+                <w:rFonts w:ascii="Consolas" w:hAnsi="Consolas" w:eastAsia="Consolas"/>
+                <w:color w:val="808080"/>
+                <w:sz w:val="16"/>
+              </w:rPr>
+              <w:t>{% for row in tbl.rows %}</w:t>
+            </w:r>
+            <w:r>
+              <w:br/>
+            </w:r>
+            <w:r>
+              <w:rPr>
+                <w:rFonts w:ascii="微软雅黑" w:hAnsi="微软雅黑" w:eastAsia="微软雅黑"/>
+                <w:color w:val="333333"/>
+                <w:sz w:val="21"/>
+              </w:rPr>
+              <w:t>{{ row[0] }}</w:t>
             </w:r>
           </w:p>
         </w:tc>
         <w:tc>
           <w:tcPr>
-            <w:tcW w:type="dxa" w:w="2880"/>
+            <w:tcW w:type="dxa" w:w="1701"/>
+            <w:vAlign w:val="center"/>
+            <w:tcMar>
+              <w:top w:w="40" w:type="dxa"/>
+              <w:bottom w:w="40" w:type="dxa"/>
+              <w:left w:w="80" w:type="dxa"/>
+              <w:right w:w="80" w:type="dxa"/>
+            </w:tcMar>
+            <w:tcBorders>
+              <w:top w:sz="4" w:val="single" w:color="BFBFBF"/>
+              <w:bottom w:sz="4" w:val="single" w:color="BFBFBF"/>
+              <w:left w:sz="4" w:val="single" w:color="BFBFBF"/>
+              <w:right w:sz="4" w:val="single" w:color="BFBFBF"/>
+            </w:tcBorders>
           </w:tcPr>
           <w:p>
+            <w:r/>
             <w:r>
-              <w:t>{{ r[1] }}</w:t>
+              <w:rPr>
+                <w:rFonts w:ascii="微软雅黑" w:hAnsi="微软雅黑" w:eastAsia="微软雅黑"/>
+                <w:color w:val="333333"/>
+                <w:sz w:val="21"/>
+              </w:rPr>
+              <w:t>{{ row[1] }}</w:t>
             </w:r>
           </w:p>
         </w:tc>
         <w:tc>
           <w:tcPr>
-            <w:tcW w:type="dxa" w:w="2880"/>
+            <w:tcW w:type="dxa" w:w="4819"/>
+            <w:vAlign w:val="center"/>
+            <w:tcMar>
+              <w:top w:w="40" w:type="dxa"/>
+              <w:bottom w:w="40" w:type="dxa"/>
+              <w:left w:w="80" w:type="dxa"/>
+              <w:right w:w="80" w:type="dxa"/>
+            </w:tcMar>
+            <w:tcBorders>
+              <w:top w:sz="4" w:val="single" w:color="BFBFBF"/>
+              <w:bottom w:sz="4" w:val="single" w:color="BFBFBF"/>
+              <w:left w:sz="4" w:val="single" w:color="BFBFBF"/>
+              <w:right w:sz="4" w:val="single" w:color="BFBFBF"/>
+            </w:tcBorders>
           </w:tcPr>
           <w:p>
+            <w:r/>
             <w:r>
-              <w:t>{{ r[2] }}{% endfor %}</w:t>
+              <w:rPr>
+                <w:rFonts w:ascii="微软雅黑" w:hAnsi="微软雅黑" w:eastAsia="微软雅黑"/>
+                <w:color w:val="333333"/>
+                <w:sz w:val="21"/>
+              </w:rPr>
+              <w:t>{{ row[2] }}</w:t>
+            </w:r>
+            <w:r>
+              <w:br/>
+            </w:r>
+            <w:r>
+              <w:rPr>
+                <w:rFonts w:ascii="Consolas" w:hAnsi="Consolas" w:eastAsia="Consolas"/>
+                <w:color w:val="808080"/>
+                <w:sz w:val="16"/>
+              </w:rPr>
+              <w:t>{% endfor %}</w:t>
             </w:r>
           </w:p>
         </w:tc>
       </w:tr>
     </w:tbl>
-    <w:p/>
     <w:p>
       <w:r>
+        <w:rPr>
+          <w:rFonts w:ascii="Consolas" w:hAnsi="Consolas" w:eastAsia="Consolas"/>
+          <w:color w:val="808080"/>
+          <w:sz w:val="18"/>
+        </w:rPr>
         <w:t>{% endif %}</w:t>
       </w:r>
     </w:p>
     <w:p>
       <w:r>
+        <w:rPr>
+          <w:rFonts w:ascii="Consolas" w:hAnsi="Consolas" w:eastAsia="Consolas"/>
+          <w:color w:val="808080"/>
+          <w:sz w:val="18"/>
+        </w:rPr>
         <w:t>{% if tbl.cols == 4 %}</w:t>
       </w:r>
     </w:p>
     <w:tbl>
       <w:tblPr>
-        <w:tblStyle w:val="TableGrid"/>
         <w:tblW w:type="auto" w:w="0"/>
+        <w:jc w:val="center"/>
+        <w:tblLayout w:type="fixed"/>
         <w:tblLook w:firstColumn="1" w:firstRow="1" w:lastColumn="0" w:lastRow="0" w:noHBand="0" w:noVBand="1" w:val="04A0"/>
       </w:tblPr>
       <w:tblGrid>
-        <w:gridCol w:w="2160"/>
-        <w:gridCol w:w="2160"/>
-        <w:gridCol w:w="2160"/>
-        <w:gridCol w:w="2160"/>
+        <w:gridCol w:w="2161"/>
+        <w:gridCol w:w="2161"/>
+        <w:gridCol w:w="2161"/>
+        <w:gridCol w:w="2161"/>
       </w:tblGrid>
       <w:tr>
         <w:tc>
           <w:tcPr>
-            <w:tcW w:type="dxa" w:w="2160"/>
+            <w:tcW w:type="dxa" w:w="1701"/>
+            <w:vAlign w:val="center"/>
+            <w:shd w:val="clear" w:color="auto" w:fill="1F4E79"/>
+            <w:tcMar>
+              <w:top w:w="40" w:type="dxa"/>
+              <w:bottom w:w="40" w:type="dxa"/>
+              <w:left w:w="80" w:type="dxa"/>
+              <w:right w:w="80" w:type="dxa"/>
+            </w:tcMar>
+            <w:tcBorders>
+              <w:top w:sz="4" w:val="single" w:color="1F4E79"/>
+              <w:bottom w:sz="4" w:val="single" w:color="1F4E79"/>
+              <w:left w:sz="4" w:val="single" w:color="BFBFBF"/>
+              <w:right w:sz="4" w:val="single" w:color="BFBFBF"/>
+            </w:tcBorders>
           </w:tcPr>
           <w:p>
+            <w:pPr>
+              <w:jc w:val="center"/>
+            </w:pPr>
+            <w:r/>
             <w:r>
+              <w:rPr>
+                <w:rFonts w:ascii="微软雅黑" w:hAnsi="微软雅黑" w:eastAsia="微软雅黑"/>
+                <w:b/>
+                <w:color w:val="FFFFFF"/>
+                <w:sz w:val="21"/>
+              </w:rPr>
               <w:t>{{ tbl.headers[0] }}</w:t>
             </w:r>
           </w:p>
         </w:tc>
         <w:tc>
           <w:tcPr>
-            <w:tcW w:type="dxa" w:w="2160"/>
+            <w:tcW w:type="dxa" w:w="1134"/>
+            <w:vAlign w:val="center"/>
+            <w:shd w:val="clear" w:color="auto" w:fill="1F4E79"/>
+            <w:tcMar>
+              <w:top w:w="40" w:type="dxa"/>
+              <w:bottom w:w="40" w:type="dxa"/>
+              <w:left w:w="80" w:type="dxa"/>
+              <w:right w:w="80" w:type="dxa"/>
+            </w:tcMar>
+            <w:tcBorders>
+              <w:top w:sz="4" w:val="single" w:color="1F4E79"/>
+              <w:bottom w:sz="4" w:val="single" w:color="1F4E79"/>
+              <w:left w:sz="4" w:val="single" w:color="BFBFBF"/>
+              <w:right w:sz="4" w:val="single" w:color="BFBFBF"/>
+            </w:tcBorders>
           </w:tcPr>
           <w:p>
+            <w:pPr>
+              <w:jc w:val="center"/>
+            </w:pPr>
+            <w:r/>
             <w:r>
+              <w:rPr>
+                <w:rFonts w:ascii="微软雅黑" w:hAnsi="微软雅黑" w:eastAsia="微软雅黑"/>
+                <w:b/>
+                <w:color w:val="FFFFFF"/>
+                <w:sz w:val="21"/>
+              </w:rPr>
               <w:t>{{ tbl.headers[1] }}</w:t>
             </w:r>
           </w:p>
         </w:tc>
         <w:tc>
           <w:tcPr>
-            <w:tcW w:type="dxa" w:w="2160"/>
+            <w:tcW w:type="dxa" w:w="1984"/>
+            <w:vAlign w:val="center"/>
+            <w:shd w:val="clear" w:color="auto" w:fill="1F4E79"/>
+            <w:tcMar>
+              <w:top w:w="40" w:type="dxa"/>
+              <w:bottom w:w="40" w:type="dxa"/>
+              <w:left w:w="80" w:type="dxa"/>
+              <w:right w:w="80" w:type="dxa"/>
+            </w:tcMar>
+            <w:tcBorders>
+              <w:top w:sz="4" w:val="single" w:color="1F4E79"/>
+              <w:bottom w:sz="4" w:val="single" w:color="1F4E79"/>
+              <w:left w:sz="4" w:val="single" w:color="BFBFBF"/>
+              <w:right w:sz="4" w:val="single" w:color="BFBFBF"/>
+            </w:tcBorders>
           </w:tcPr>
           <w:p>
+            <w:pPr>
+              <w:jc w:val="center"/>
+            </w:pPr>
+            <w:r/>
             <w:r>
+              <w:rPr>
+                <w:rFonts w:ascii="微软雅黑" w:hAnsi="微软雅黑" w:eastAsia="微软雅黑"/>
+                <w:b/>
+                <w:color w:val="FFFFFF"/>
+                <w:sz w:val="21"/>
+              </w:rPr>
               <w:t>{{ tbl.headers[2] }}</w:t>
             </w:r>
           </w:p>
         </w:tc>
         <w:tc>
           <w:tcPr>
-            <w:tcW w:type="dxa" w:w="2160"/>
+            <w:tcW w:type="dxa" w:w="3685"/>
+            <w:vAlign w:val="center"/>
+            <w:shd w:val="clear" w:color="auto" w:fill="1F4E79"/>
+            <w:tcMar>
+              <w:top w:w="40" w:type="dxa"/>
+              <w:bottom w:w="40" w:type="dxa"/>
+              <w:left w:w="80" w:type="dxa"/>
+              <w:right w:w="80" w:type="dxa"/>
+            </w:tcMar>
+            <w:tcBorders>
+              <w:top w:sz="4" w:val="single" w:color="1F4E79"/>
+              <w:bottom w:sz="4" w:val="single" w:color="1F4E79"/>
+              <w:left w:sz="4" w:val="single" w:color="BFBFBF"/>
+              <w:right w:sz="4" w:val="single" w:color="BFBFBF"/>
+            </w:tcBorders>
           </w:tcPr>
           <w:p>
+            <w:pPr>
+              <w:jc w:val="center"/>
+            </w:pPr>
+            <w:r/>
             <w:r>
+              <w:rPr>
+                <w:rFonts w:ascii="微软雅黑" w:hAnsi="微软雅黑" w:eastAsia="微软雅黑"/>
+                <w:b/>
+                <w:color w:val="FFFFFF"/>
+                <w:sz w:val="21"/>
+              </w:rPr>
               <w:t>{{ tbl.headers[3] }}</w:t>
             </w:r>
           </w:p>
@@ -474,117 +1510,345 @@
       <w:tr>
         <w:tc>
           <w:tcPr>
-            <w:tcW w:type="dxa" w:w="2160"/>
+            <w:tcW w:type="dxa" w:w="1701"/>
+            <w:vAlign w:val="center"/>
+            <w:tcMar>
+              <w:top w:w="40" w:type="dxa"/>
+              <w:bottom w:w="40" w:type="dxa"/>
+              <w:left w:w="80" w:type="dxa"/>
+              <w:right w:w="80" w:type="dxa"/>
+            </w:tcMar>
+            <w:tcBorders>
+              <w:top w:sz="4" w:val="single" w:color="BFBFBF"/>
+              <w:bottom w:sz="4" w:val="single" w:color="BFBFBF"/>
+              <w:left w:sz="4" w:val="single" w:color="BFBFBF"/>
+              <w:right w:sz="4" w:val="single" w:color="BFBFBF"/>
+            </w:tcBorders>
           </w:tcPr>
           <w:p>
+            <w:r/>
             <w:r>
-              <w:t>{% for r in tbl.rows %}{{ r[0] }}</w:t>
+              <w:rPr>
+                <w:rFonts w:ascii="Consolas" w:hAnsi="Consolas" w:eastAsia="Consolas"/>
+                <w:color w:val="808080"/>
+                <w:sz w:val="16"/>
+              </w:rPr>
+              <w:t>{% for row in tbl.rows %}</w:t>
+            </w:r>
+            <w:r>
+              <w:br/>
+            </w:r>
+            <w:r>
+              <w:rPr>
+                <w:rFonts w:ascii="微软雅黑" w:hAnsi="微软雅黑" w:eastAsia="微软雅黑"/>
+                <w:color w:val="333333"/>
+                <w:sz w:val="21"/>
+              </w:rPr>
+              <w:t>{{ row[0] }}</w:t>
             </w:r>
           </w:p>
         </w:tc>
         <w:tc>
           <w:tcPr>
-            <w:tcW w:type="dxa" w:w="2160"/>
+            <w:tcW w:type="dxa" w:w="1134"/>
+            <w:vAlign w:val="center"/>
+            <w:tcMar>
+              <w:top w:w="40" w:type="dxa"/>
+              <w:bottom w:w="40" w:type="dxa"/>
+              <w:left w:w="80" w:type="dxa"/>
+              <w:right w:w="80" w:type="dxa"/>
+            </w:tcMar>
+            <w:tcBorders>
+              <w:top w:sz="4" w:val="single" w:color="BFBFBF"/>
+              <w:bottom w:sz="4" w:val="single" w:color="BFBFBF"/>
+              <w:left w:sz="4" w:val="single" w:color="BFBFBF"/>
+              <w:right w:sz="4" w:val="single" w:color="BFBFBF"/>
+            </w:tcBorders>
           </w:tcPr>
           <w:p>
+            <w:r/>
             <w:r>
-              <w:t>{{ r[1] }}</w:t>
+              <w:rPr>
+                <w:rFonts w:ascii="微软雅黑" w:hAnsi="微软雅黑" w:eastAsia="微软雅黑"/>
+                <w:color w:val="333333"/>
+                <w:sz w:val="21"/>
+              </w:rPr>
+              <w:t>{{ row[1] }}</w:t>
             </w:r>
           </w:p>
         </w:tc>
         <w:tc>
           <w:tcPr>
-            <w:tcW w:type="dxa" w:w="2160"/>
+            <w:tcW w:type="dxa" w:w="1984"/>
+            <w:vAlign w:val="center"/>
+            <w:tcMar>
+              <w:top w:w="40" w:type="dxa"/>
+              <w:bottom w:w="40" w:type="dxa"/>
+              <w:left w:w="80" w:type="dxa"/>
+              <w:right w:w="80" w:type="dxa"/>
+            </w:tcMar>
+            <w:tcBorders>
+              <w:top w:sz="4" w:val="single" w:color="BFBFBF"/>
+              <w:bottom w:sz="4" w:val="single" w:color="BFBFBF"/>
+              <w:left w:sz="4" w:val="single" w:color="BFBFBF"/>
+              <w:right w:sz="4" w:val="single" w:color="BFBFBF"/>
+            </w:tcBorders>
           </w:tcPr>
           <w:p>
+            <w:r/>
             <w:r>
-              <w:t>{{ r[2] }}</w:t>
+              <w:rPr>
+                <w:rFonts w:ascii="微软雅黑" w:hAnsi="微软雅黑" w:eastAsia="微软雅黑"/>
+                <w:color w:val="333333"/>
+                <w:sz w:val="21"/>
+              </w:rPr>
+              <w:t>{{ row[2] }}</w:t>
             </w:r>
           </w:p>
         </w:tc>
         <w:tc>
           <w:tcPr>
-            <w:tcW w:type="dxa" w:w="2160"/>
+            <w:tcW w:type="dxa" w:w="3685"/>
+            <w:vAlign w:val="center"/>
+            <w:tcMar>
+              <w:top w:w="40" w:type="dxa"/>
+              <w:bottom w:w="40" w:type="dxa"/>
+              <w:left w:w="80" w:type="dxa"/>
+              <w:right w:w="80" w:type="dxa"/>
+            </w:tcMar>
+            <w:tcBorders>
+              <w:top w:sz="4" w:val="single" w:color="BFBFBF"/>
+              <w:bottom w:sz="4" w:val="single" w:color="BFBFBF"/>
+              <w:left w:sz="4" w:val="single" w:color="BFBFBF"/>
+              <w:right w:sz="4" w:val="single" w:color="BFBFBF"/>
+            </w:tcBorders>
           </w:tcPr>
           <w:p>
+            <w:r/>
             <w:r>
-              <w:t>{{ r[3] }}{% endfor %}</w:t>
+              <w:rPr>
+                <w:rFonts w:ascii="微软雅黑" w:hAnsi="微软雅黑" w:eastAsia="微软雅黑"/>
+                <w:color w:val="333333"/>
+                <w:sz w:val="21"/>
+              </w:rPr>
+              <w:t>{{ row[3] }}</w:t>
+            </w:r>
+            <w:r>
+              <w:br/>
+            </w:r>
+            <w:r>
+              <w:rPr>
+                <w:rFonts w:ascii="Consolas" w:hAnsi="Consolas" w:eastAsia="Consolas"/>
+                <w:color w:val="808080"/>
+                <w:sz w:val="16"/>
+              </w:rPr>
+              <w:t>{% endfor %}</w:t>
             </w:r>
           </w:p>
         </w:tc>
       </w:tr>
     </w:tbl>
-    <w:p/>
     <w:p>
       <w:r>
+        <w:rPr>
+          <w:rFonts w:ascii="Consolas" w:hAnsi="Consolas" w:eastAsia="Consolas"/>
+          <w:color w:val="808080"/>
+          <w:sz w:val="18"/>
+        </w:rPr>
         <w:t>{% endif %}</w:t>
       </w:r>
     </w:p>
     <w:p>
       <w:r>
+        <w:rPr>
+          <w:rFonts w:ascii="Consolas" w:hAnsi="Consolas" w:eastAsia="Consolas"/>
+          <w:color w:val="808080"/>
+          <w:sz w:val="18"/>
+        </w:rPr>
         <w:t>{% if tbl.cols == 5 %}</w:t>
       </w:r>
     </w:p>
     <w:tbl>
       <w:tblPr>
-        <w:tblStyle w:val="TableGrid"/>
         <w:tblW w:type="auto" w:w="0"/>
+        <w:jc w:val="center"/>
+        <w:tblLayout w:type="fixed"/>
         <w:tblLook w:firstColumn="1" w:firstRow="1" w:lastColumn="0" w:lastRow="0" w:noHBand="0" w:noVBand="1" w:val="04A0"/>
       </w:tblPr>
       <w:tblGrid>
-        <w:gridCol w:w="1728"/>
-        <w:gridCol w:w="1728"/>
-        <w:gridCol w:w="1728"/>
-        <w:gridCol w:w="1728"/>
-        <w:gridCol w:w="1728"/>
+        <w:gridCol w:w="1729"/>
+        <w:gridCol w:w="1729"/>
+        <w:gridCol w:w="1729"/>
+        <w:gridCol w:w="1729"/>
+        <w:gridCol w:w="1729"/>
       </w:tblGrid>
       <w:tr>
         <w:tc>
           <w:tcPr>
-            <w:tcW w:type="dxa" w:w="1728"/>
+            <w:tcW w:type="dxa" w:w="1701"/>
+            <w:vAlign w:val="center"/>
+            <w:shd w:val="clear" w:color="auto" w:fill="1F4E79"/>
+            <w:tcMar>
+              <w:top w:w="40" w:type="dxa"/>
+              <w:bottom w:w="40" w:type="dxa"/>
+              <w:left w:w="80" w:type="dxa"/>
+              <w:right w:w="80" w:type="dxa"/>
+            </w:tcMar>
+            <w:tcBorders>
+              <w:top w:sz="4" w:val="single" w:color="1F4E79"/>
+              <w:bottom w:sz="4" w:val="single" w:color="1F4E79"/>
+              <w:left w:sz="4" w:val="single" w:color="BFBFBF"/>
+              <w:right w:sz="4" w:val="single" w:color="BFBFBF"/>
+            </w:tcBorders>
           </w:tcPr>
           <w:p>
+            <w:pPr>
+              <w:jc w:val="center"/>
+            </w:pPr>
+            <w:r/>
             <w:r>
+              <w:rPr>
+                <w:rFonts w:ascii="微软雅黑" w:hAnsi="微软雅黑" w:eastAsia="微软雅黑"/>
+                <w:b/>
+                <w:color w:val="FFFFFF"/>
+                <w:sz w:val="21"/>
+              </w:rPr>
               <w:t>{{ tbl.headers[0] }}</w:t>
             </w:r>
           </w:p>
         </w:tc>
         <w:tc>
           <w:tcPr>
-            <w:tcW w:type="dxa" w:w="1728"/>
+            <w:tcW w:type="dxa" w:w="1134"/>
+            <w:vAlign w:val="center"/>
+            <w:shd w:val="clear" w:color="auto" w:fill="1F4E79"/>
+            <w:tcMar>
+              <w:top w:w="40" w:type="dxa"/>
+              <w:bottom w:w="40" w:type="dxa"/>
+              <w:left w:w="80" w:type="dxa"/>
+              <w:right w:w="80" w:type="dxa"/>
+            </w:tcMar>
+            <w:tcBorders>
+              <w:top w:sz="4" w:val="single" w:color="1F4E79"/>
+              <w:bottom w:sz="4" w:val="single" w:color="1F4E79"/>
+              <w:left w:sz="4" w:val="single" w:color="BFBFBF"/>
+              <w:right w:sz="4" w:val="single" w:color="BFBFBF"/>
+            </w:tcBorders>
           </w:tcPr>
           <w:p>
+            <w:pPr>
+              <w:jc w:val="center"/>
+            </w:pPr>
+            <w:r/>
             <w:r>
+              <w:rPr>
+                <w:rFonts w:ascii="微软雅黑" w:hAnsi="微软雅黑" w:eastAsia="微软雅黑"/>
+                <w:b/>
+                <w:color w:val="FFFFFF"/>
+                <w:sz w:val="21"/>
+              </w:rPr>
               <w:t>{{ tbl.headers[1] }}</w:t>
             </w:r>
           </w:p>
         </w:tc>
         <w:tc>
           <w:tcPr>
-            <w:tcW w:type="dxa" w:w="1728"/>
+            <w:tcW w:type="dxa" w:w="1134"/>
+            <w:vAlign w:val="center"/>
+            <w:shd w:val="clear" w:color="auto" w:fill="1F4E79"/>
+            <w:tcMar>
+              <w:top w:w="40" w:type="dxa"/>
+              <w:bottom w:w="40" w:type="dxa"/>
+              <w:left w:w="80" w:type="dxa"/>
+              <w:right w:w="80" w:type="dxa"/>
+            </w:tcMar>
+            <w:tcBorders>
+              <w:top w:sz="4" w:val="single" w:color="1F4E79"/>
+              <w:bottom w:sz="4" w:val="single" w:color="1F4E79"/>
+              <w:left w:sz="4" w:val="single" w:color="BFBFBF"/>
+              <w:right w:sz="4" w:val="single" w:color="BFBFBF"/>
+            </w:tcBorders>
           </w:tcPr>
           <w:p>
+            <w:pPr>
+              <w:jc w:val="center"/>
+            </w:pPr>
+            <w:r/>
             <w:r>
+              <w:rPr>
+                <w:rFonts w:ascii="微软雅黑" w:hAnsi="微软雅黑" w:eastAsia="微软雅黑"/>
+                <w:b/>
+                <w:color w:val="FFFFFF"/>
+                <w:sz w:val="21"/>
+              </w:rPr>
               <w:t>{{ tbl.headers[2] }}</w:t>
             </w:r>
           </w:p>
         </w:tc>
         <w:tc>
           <w:tcPr>
-            <w:tcW w:type="dxa" w:w="1728"/>
+            <w:tcW w:type="dxa" w:w="1134"/>
+            <w:vAlign w:val="center"/>
+            <w:shd w:val="clear" w:color="auto" w:fill="1F4E79"/>
+            <w:tcMar>
+              <w:top w:w="40" w:type="dxa"/>
+              <w:bottom w:w="40" w:type="dxa"/>
+              <w:left w:w="80" w:type="dxa"/>
+              <w:right w:w="80" w:type="dxa"/>
+            </w:tcMar>
+            <w:tcBorders>
+              <w:top w:sz="4" w:val="single" w:color="1F4E79"/>
+              <w:bottom w:sz="4" w:val="single" w:color="1F4E79"/>
+              <w:left w:sz="4" w:val="single" w:color="BFBFBF"/>
+              <w:right w:sz="4" w:val="single" w:color="BFBFBF"/>
+            </w:tcBorders>
           </w:tcPr>
           <w:p>
+            <w:pPr>
+              <w:jc w:val="center"/>
+            </w:pPr>
+            <w:r/>
             <w:r>
+              <w:rPr>
+                <w:rFonts w:ascii="微软雅黑" w:hAnsi="微软雅黑" w:eastAsia="微软雅黑"/>
+                <w:b/>
+                <w:color w:val="FFFFFF"/>
+                <w:sz w:val="21"/>
+              </w:rPr>
               <w:t>{{ tbl.headers[3] }}</w:t>
             </w:r>
           </w:p>
         </w:tc>
         <w:tc>
           <w:tcPr>
-            <w:tcW w:type="dxa" w:w="1728"/>
+            <w:tcW w:type="dxa" w:w="3402"/>
+            <w:vAlign w:val="center"/>
+            <w:shd w:val="clear" w:color="auto" w:fill="1F4E79"/>
+            <w:tcMar>
+              <w:top w:w="40" w:type="dxa"/>
+              <w:bottom w:w="40" w:type="dxa"/>
+              <w:left w:w="80" w:type="dxa"/>
+              <w:right w:w="80" w:type="dxa"/>
+            </w:tcMar>
+            <w:tcBorders>
+              <w:top w:sz="4" w:val="single" w:color="1F4E79"/>
+              <w:bottom w:sz="4" w:val="single" w:color="1F4E79"/>
+              <w:left w:sz="4" w:val="single" w:color="BFBFBF"/>
+              <w:right w:sz="4" w:val="single" w:color="BFBFBF"/>
+            </w:tcBorders>
           </w:tcPr>
           <w:p>
+            <w:pPr>
+              <w:jc w:val="center"/>
+            </w:pPr>
+            <w:r/>
             <w:r>
+              <w:rPr>
+                <w:rFonts w:ascii="微软雅黑" w:hAnsi="微软雅黑" w:eastAsia="微软雅黑"/>
+                <w:b/>
+                <w:color w:val="FFFFFF"/>
+                <w:sz w:val="21"/>
+              </w:rPr>
               <w:t>{{ tbl.headers[4] }}</w:t>
             </w:r>
           </w:p>
@@ -593,80 +1857,216 @@
       <w:tr>
         <w:tc>
           <w:tcPr>
-            <w:tcW w:type="dxa" w:w="1728"/>
+            <w:tcW w:type="dxa" w:w="1701"/>
+            <w:vAlign w:val="center"/>
+            <w:tcMar>
+              <w:top w:w="40" w:type="dxa"/>
+              <w:bottom w:w="40" w:type="dxa"/>
+              <w:left w:w="80" w:type="dxa"/>
+              <w:right w:w="80" w:type="dxa"/>
+            </w:tcMar>
+            <w:tcBorders>
+              <w:top w:sz="4" w:val="single" w:color="BFBFBF"/>
+              <w:bottom w:sz="4" w:val="single" w:color="BFBFBF"/>
+              <w:left w:sz="4" w:val="single" w:color="BFBFBF"/>
+              <w:right w:sz="4" w:val="single" w:color="BFBFBF"/>
+            </w:tcBorders>
           </w:tcPr>
           <w:p>
+            <w:r/>
             <w:r>
-              <w:t>{% for r in tbl.rows %}{{ r[0] }}</w:t>
+              <w:rPr>
+                <w:rFonts w:ascii="Consolas" w:hAnsi="Consolas" w:eastAsia="Consolas"/>
+                <w:color w:val="808080"/>
+                <w:sz w:val="16"/>
+              </w:rPr>
+              <w:t>{% for row in tbl.rows %}</w:t>
+            </w:r>
+            <w:r>
+              <w:br/>
+            </w:r>
+            <w:r>
+              <w:rPr>
+                <w:rFonts w:ascii="微软雅黑" w:hAnsi="微软雅黑" w:eastAsia="微软雅黑"/>
+                <w:color w:val="333333"/>
+                <w:sz w:val="21"/>
+              </w:rPr>
+              <w:t>{{ row[0] }}</w:t>
             </w:r>
           </w:p>
         </w:tc>
         <w:tc>
           <w:tcPr>
-            <w:tcW w:type="dxa" w:w="1728"/>
+            <w:tcW w:type="dxa" w:w="1134"/>
+            <w:vAlign w:val="center"/>
+            <w:tcMar>
+              <w:top w:w="40" w:type="dxa"/>
+              <w:bottom w:w="40" w:type="dxa"/>
+              <w:left w:w="80" w:type="dxa"/>
+              <w:right w:w="80" w:type="dxa"/>
+            </w:tcMar>
+            <w:tcBorders>
+              <w:top w:sz="4" w:val="single" w:color="BFBFBF"/>
+              <w:bottom w:sz="4" w:val="single" w:color="BFBFBF"/>
+              <w:left w:sz="4" w:val="single" w:color="BFBFBF"/>
+              <w:right w:sz="4" w:val="single" w:color="BFBFBF"/>
+            </w:tcBorders>
           </w:tcPr>
           <w:p>
+            <w:r/>
             <w:r>
-              <w:t>{{ r[1] }}</w:t>
+              <w:rPr>
+                <w:rFonts w:ascii="微软雅黑" w:hAnsi="微软雅黑" w:eastAsia="微软雅黑"/>
+                <w:color w:val="333333"/>
+                <w:sz w:val="21"/>
+              </w:rPr>
+              <w:t>{{ row[1] }}</w:t>
             </w:r>
           </w:p>
         </w:tc>
         <w:tc>
           <w:tcPr>
-            <w:tcW w:type="dxa" w:w="1728"/>
+            <w:tcW w:type="dxa" w:w="1134"/>
+            <w:vAlign w:val="center"/>
+            <w:tcMar>
+              <w:top w:w="40" w:type="dxa"/>
+              <w:bottom w:w="40" w:type="dxa"/>
+              <w:left w:w="80" w:type="dxa"/>
+              <w:right w:w="80" w:type="dxa"/>
+            </w:tcMar>
+            <w:tcBorders>
+              <w:top w:sz="4" w:val="single" w:color="BFBFBF"/>
+              <w:bottom w:sz="4" w:val="single" w:color="BFBFBF"/>
+              <w:left w:sz="4" w:val="single" w:color="BFBFBF"/>
+              <w:right w:sz="4" w:val="single" w:color="BFBFBF"/>
+            </w:tcBorders>
           </w:tcPr>
           <w:p>
+            <w:r/>
             <w:r>
-              <w:t>{{ r[2] }}</w:t>
+              <w:rPr>
+                <w:rFonts w:ascii="微软雅黑" w:hAnsi="微软雅黑" w:eastAsia="微软雅黑"/>
+                <w:color w:val="333333"/>
+                <w:sz w:val="21"/>
+              </w:rPr>
+              <w:t>{{ row[2] }}</w:t>
             </w:r>
           </w:p>
         </w:tc>
         <w:tc>
           <w:tcPr>
-            <w:tcW w:type="dxa" w:w="1728"/>
+            <w:tcW w:type="dxa" w:w="1134"/>
+            <w:vAlign w:val="center"/>
+            <w:tcMar>
+              <w:top w:w="40" w:type="dxa"/>
+              <w:bottom w:w="40" w:type="dxa"/>
+              <w:left w:w="80" w:type="dxa"/>
+              <w:right w:w="80" w:type="dxa"/>
+            </w:tcMar>
+            <w:tcBorders>
+              <w:top w:sz="4" w:val="single" w:color="BFBFBF"/>
+              <w:bottom w:sz="4" w:val="single" w:color="BFBFBF"/>
+              <w:left w:sz="4" w:val="single" w:color="BFBFBF"/>
+              <w:right w:sz="4" w:val="single" w:color="BFBFBF"/>
+            </w:tcBorders>
           </w:tcPr>
           <w:p>
+            <w:r/>
             <w:r>
-              <w:t>{{ r[3] }}</w:t>
+              <w:rPr>
+                <w:rFonts w:ascii="微软雅黑" w:hAnsi="微软雅黑" w:eastAsia="微软雅黑"/>
+                <w:color w:val="333333"/>
+                <w:sz w:val="21"/>
+              </w:rPr>
+              <w:t>{{ row[3] }}</w:t>
             </w:r>
           </w:p>
         </w:tc>
         <w:tc>
           <w:tcPr>
-            <w:tcW w:type="dxa" w:w="1728"/>
+            <w:tcW w:type="dxa" w:w="3402"/>
+            <w:vAlign w:val="center"/>
+            <w:tcMar>
+              <w:top w:w="40" w:type="dxa"/>
+              <w:bottom w:w="40" w:type="dxa"/>
+              <w:left w:w="80" w:type="dxa"/>
+              <w:right w:w="80" w:type="dxa"/>
+            </w:tcMar>
+            <w:tcBorders>
+              <w:top w:sz="4" w:val="single" w:color="BFBFBF"/>
+              <w:bottom w:sz="4" w:val="single" w:color="BFBFBF"/>
+              <w:left w:sz="4" w:val="single" w:color="BFBFBF"/>
+              <w:right w:sz="4" w:val="single" w:color="BFBFBF"/>
+            </w:tcBorders>
           </w:tcPr>
           <w:p>
+            <w:r/>
             <w:r>
-              <w:t>{{ r[4] }}{% endfor %}</w:t>
+              <w:rPr>
+                <w:rFonts w:ascii="微软雅黑" w:hAnsi="微软雅黑" w:eastAsia="微软雅黑"/>
+                <w:color w:val="333333"/>
+                <w:sz w:val="21"/>
+              </w:rPr>
+              <w:t>{{ row[4] }}</w:t>
+            </w:r>
+            <w:r>
+              <w:br/>
+            </w:r>
+            <w:r>
+              <w:rPr>
+                <w:rFonts w:ascii="Consolas" w:hAnsi="Consolas" w:eastAsia="Consolas"/>
+                <w:color w:val="808080"/>
+                <w:sz w:val="16"/>
+              </w:rPr>
+              <w:t>{% endfor %}</w:t>
             </w:r>
           </w:p>
         </w:tc>
       </w:tr>
     </w:tbl>
-    <w:p/>
     <w:p>
       <w:r>
+        <w:rPr>
+          <w:rFonts w:ascii="Consolas" w:hAnsi="Consolas" w:eastAsia="Consolas"/>
+          <w:color w:val="808080"/>
+          <w:sz w:val="18"/>
+        </w:rPr>
         <w:t>{% endif %}</w:t>
       </w:r>
     </w:p>
     <w:p>
       <w:r>
+        <w:rPr>
+          <w:rFonts w:ascii="Consolas" w:hAnsi="Consolas" w:eastAsia="Consolas"/>
+          <w:color w:val="808080"/>
+          <w:sz w:val="18"/>
+        </w:rPr>
         <w:t>{% endfor %}</w:t>
       </w:r>
     </w:p>
     <w:p>
       <w:r>
+        <w:rPr>
+          <w:rFonts w:ascii="Consolas" w:hAnsi="Consolas" w:eastAsia="Consolas"/>
+          <w:color w:val="808080"/>
+          <w:sz w:val="18"/>
+        </w:rPr>
         <w:t>{% endfor %}</w:t>
       </w:r>
     </w:p>
     <w:p>
       <w:r>
+        <w:rPr>
+          <w:rFonts w:ascii="Consolas" w:hAnsi="Consolas" w:eastAsia="Consolas"/>
+          <w:color w:val="808080"/>
+          <w:sz w:val="18"/>
+        </w:rPr>
         <w:t>{% endfor %}</w:t>
       </w:r>
     </w:p>
     <w:sectPr>
       <w:pgSz w:w="12240" w:h="15840"/>
-      <w:pgMar w:top="1440" w:right="1800" w:bottom="1440" w:left="1800" w:header="720" w:footer="720" w:gutter="0"/>
+      <w:pgMar w:top="1440" w:right="1797" w:bottom="1440" w:left="1797" w:header="720" w:footer="720" w:gutter="0"/>
       <w:cols w:space="720"/>
       <w:docGrid w:linePitch="360"/>
     </w:sectPr>
@@ -1037,9 +2437,13 @@
     <w:name w:val="Normal"/>
     <w:qFormat/>
     <w:rsid w:val="00FC693F"/>
+    <w:pPr>
+      <w:spacing w:line="360" w:lineRule="auto" w:after="120"/>
+    </w:pPr>
     <w:rPr>
-      <w:rFonts w:ascii="Calibri" w:hAnsi="Calibri" w:eastAsia="宋体"/>
-      <w:sz w:val="22"/>
+      <w:rFonts w:ascii="微软雅黑" w:hAnsi="微软雅黑" w:eastAsia="微软雅黑"/>
+      <w:color w:val="333333"/>
+      <w:sz w:val="21"/>
     </w:rPr>
   </w:style>
   <w:style w:type="paragraph" w:styleId="Header">

--- a/.agents/skills/docx-template-report/templates/tech-guide-template.docx
+++ b/.agents/skills/docx-template-report/templates/tech-guide-template.docx
@@ -23,11 +23,10 @@
             <w:r>
               <w:rPr>
                 <w:rFonts w:ascii="微软雅黑" w:hAnsi="微软雅黑" w:eastAsia="微软雅黑"/>
-                <w:b/>
-                <w:color w:val="1F4E79"/>
+                <w:color w:val="808080"/>
                 <w:sz w:val="22"/>
               </w:rPr>
-              <w:t>{{ doc_meta }}</w:t>
+              <w:t>{{ company }}</w:t>
             </w:r>
           </w:p>
         </w:tc>
@@ -42,10 +41,11 @@
             <w:r>
               <w:rPr>
                 <w:rFonts w:ascii="微软雅黑" w:hAnsi="微软雅黑" w:eastAsia="微软雅黑"/>
-                <w:color w:val="808080"/>
-                <w:sz w:val="21"/>
+                <w:b/>
+                <w:color w:val="1F4E79"/>
+                <w:sz w:val="22"/>
               </w:rPr>
-              <w:t>{{ company }}</w:t>
+              <w:t>版本 {{ doc_version }}</w:t>
             </w:r>
           </w:p>
         </w:tc>
@@ -72,7 +72,7 @@
           <w:rFonts w:ascii="微软雅黑" w:hAnsi="微软雅黑" w:eastAsia="微软雅黑"/>
           <w:b/>
           <w:color w:val="1F4E79"/>
-          <w:sz w:val="56"/>
+          <w:sz w:val="48"/>
         </w:rPr>
         <w:t>{{ doc_title }}</w:t>
       </w:r>
@@ -123,7 +123,7 @@
                 <w:rFonts w:ascii="微软雅黑" w:hAnsi="微软雅黑" w:eastAsia="微软雅黑"/>
                 <w:b/>
                 <w:color w:val="1F4E79"/>
-                <w:sz w:val="21"/>
+                <w:sz w:val="22"/>
               </w:rPr>
               <w:t>文件状态</w:t>
             </w:r>
@@ -157,7 +157,7 @@
                 <w:rFonts w:ascii="微软雅黑" w:hAnsi="微软雅黑" w:eastAsia="微软雅黑"/>
                 <w:b w:val="0"/>
                 <w:color w:val="333333"/>
-                <w:sz w:val="21"/>
+                <w:sz w:val="22"/>
               </w:rPr>
               <w:t>{{ doc_status }}</w:t>
             </w:r>
@@ -193,7 +193,7 @@
                 <w:rFonts w:ascii="微软雅黑" w:hAnsi="微软雅黑" w:eastAsia="微软雅黑"/>
                 <w:b/>
                 <w:color w:val="1F4E79"/>
-                <w:sz w:val="21"/>
+                <w:sz w:val="22"/>
               </w:rPr>
               <w:t>当前版本</w:t>
             </w:r>
@@ -227,7 +227,7 @@
                 <w:rFonts w:ascii="微软雅黑" w:hAnsi="微软雅黑" w:eastAsia="微软雅黑"/>
                 <w:b w:val="0"/>
                 <w:color w:val="333333"/>
-                <w:sz w:val="21"/>
+                <w:sz w:val="22"/>
               </w:rPr>
               <w:t>{{ doc_version }}</w:t>
             </w:r>
@@ -263,7 +263,7 @@
                 <w:rFonts w:ascii="微软雅黑" w:hAnsi="微软雅黑" w:eastAsia="微软雅黑"/>
                 <w:b/>
                 <w:color w:val="1F4E79"/>
-                <w:sz w:val="21"/>
+                <w:sz w:val="22"/>
               </w:rPr>
               <w:t>发布日期</w:t>
             </w:r>
@@ -297,7 +297,7 @@
                 <w:rFonts w:ascii="微软雅黑" w:hAnsi="微软雅黑" w:eastAsia="微软雅黑"/>
                 <w:b w:val="0"/>
                 <w:color w:val="333333"/>
-                <w:sz w:val="21"/>
+                <w:sz w:val="22"/>
               </w:rPr>
               <w:t>{{ doc_date }}</w:t>
             </w:r>
@@ -333,7 +333,7 @@
                 <w:rFonts w:ascii="微软雅黑" w:hAnsi="微软雅黑" w:eastAsia="微软雅黑"/>
                 <w:b/>
                 <w:color w:val="1F4E79"/>
-                <w:sz w:val="21"/>
+                <w:sz w:val="22"/>
               </w:rPr>
               <w:t>文档作者</w:t>
             </w:r>
@@ -367,7 +367,7 @@
                 <w:rFonts w:ascii="微软雅黑" w:hAnsi="微软雅黑" w:eastAsia="微软雅黑"/>
                 <w:b w:val="0"/>
                 <w:color w:val="333333"/>
-                <w:sz w:val="21"/>
+                <w:sz w:val="22"/>
               </w:rPr>
               <w:t>{{ doc_author }}</w:t>
             </w:r>
@@ -440,7 +440,7 @@
                 <w:rFonts w:ascii="微软雅黑" w:hAnsi="微软雅黑" w:eastAsia="微软雅黑"/>
                 <w:b/>
                 <w:color w:val="FFFFFF"/>
-                <w:sz w:val="21"/>
+                <w:sz w:val="22"/>
               </w:rPr>
               <w:t>版本号</w:t>
             </w:r>
@@ -474,7 +474,7 @@
                 <w:rFonts w:ascii="微软雅黑" w:hAnsi="微软雅黑" w:eastAsia="微软雅黑"/>
                 <w:b/>
                 <w:color w:val="FFFFFF"/>
-                <w:sz w:val="21"/>
+                <w:sz w:val="22"/>
               </w:rPr>
               <w:t>作者</w:t>
             </w:r>
@@ -508,7 +508,7 @@
                 <w:rFonts w:ascii="微软雅黑" w:hAnsi="微软雅黑" w:eastAsia="微软雅黑"/>
                 <w:b/>
                 <w:color w:val="FFFFFF"/>
-                <w:sz w:val="21"/>
+                <w:sz w:val="22"/>
               </w:rPr>
               <w:t>日期</w:t>
             </w:r>
@@ -542,7 +542,7 @@
                 <w:rFonts w:ascii="微软雅黑" w:hAnsi="微软雅黑" w:eastAsia="微软雅黑"/>
                 <w:b/>
                 <w:color w:val="FFFFFF"/>
-                <w:sz w:val="21"/>
+                <w:sz w:val="22"/>
               </w:rPr>
               <w:t>说明</w:t>
             </w:r>
@@ -576,7 +576,7 @@
                 <w:rFonts w:ascii="微软雅黑" w:hAnsi="微软雅黑" w:eastAsia="微软雅黑"/>
                 <w:b/>
                 <w:color w:val="FFFFFF"/>
-                <w:sz w:val="21"/>
+                <w:sz w:val="22"/>
               </w:rPr>
               <w:t>审批人</w:t>
             </w:r>
@@ -618,7 +618,7 @@
               <w:rPr>
                 <w:rFonts w:ascii="微软雅黑" w:hAnsi="微软雅黑" w:eastAsia="微软雅黑"/>
                 <w:color w:val="333333"/>
-                <w:sz w:val="21"/>
+                <w:sz w:val="22"/>
               </w:rPr>
               <w:t>{{ r.version }}</w:t>
             </w:r>
@@ -647,7 +647,7 @@
               <w:rPr>
                 <w:rFonts w:ascii="微软雅黑" w:hAnsi="微软雅黑" w:eastAsia="微软雅黑"/>
                 <w:color w:val="333333"/>
-                <w:sz w:val="21"/>
+                <w:sz w:val="22"/>
               </w:rPr>
               <w:t>{{ r.author }}</w:t>
             </w:r>
@@ -676,7 +676,7 @@
               <w:rPr>
                 <w:rFonts w:ascii="微软雅黑" w:hAnsi="微软雅黑" w:eastAsia="微软雅黑"/>
                 <w:color w:val="333333"/>
-                <w:sz w:val="21"/>
+                <w:sz w:val="22"/>
               </w:rPr>
               <w:t>{{ r.date }}</w:t>
             </w:r>
@@ -705,7 +705,7 @@
               <w:rPr>
                 <w:rFonts w:ascii="微软雅黑" w:hAnsi="微软雅黑" w:eastAsia="微软雅黑"/>
                 <w:color w:val="333333"/>
-                <w:sz w:val="21"/>
+                <w:sz w:val="22"/>
               </w:rPr>
               <w:t>{{ r.desc }}</w:t>
             </w:r>
@@ -734,7 +734,7 @@
               <w:rPr>
                 <w:rFonts w:ascii="微软雅黑" w:hAnsi="微软雅黑" w:eastAsia="微软雅黑"/>
                 <w:color w:val="333333"/>
-                <w:sz w:val="21"/>
+                <w:sz w:val="22"/>
               </w:rPr>
               <w:t>{{ r.approver }}</w:t>
             </w:r>
@@ -780,7 +780,7 @@
           <w:rFonts w:ascii="微软雅黑" w:hAnsi="微软雅黑" w:eastAsia="微软雅黑"/>
           <w:b/>
           <w:color w:val="1F4E79"/>
-          <w:sz w:val="36"/>
+          <w:sz w:val="32"/>
         </w:rPr>
         <w:t>{{ ch.title }}</w:t>
       </w:r>
@@ -800,7 +800,7 @@
         <w:rPr>
           <w:rFonts w:ascii="微软雅黑" w:hAnsi="微软雅黑" w:eastAsia="微软雅黑"/>
           <w:color w:val="333333"/>
-          <w:sz w:val="21"/>
+          <w:sz w:val="22"/>
         </w:rPr>
         <w:t>{{ p }}</w:t>
       </w:r>
@@ -834,7 +834,7 @@
           <w:rFonts w:ascii="微软雅黑" w:hAnsi="微软雅黑" w:eastAsia="微软雅黑"/>
           <w:b/>
           <w:color w:val="2E75B6"/>
-          <w:sz w:val="28"/>
+          <w:sz w:val="26"/>
         </w:rPr>
         <w:t>{{ sec.title }}</w:t>
       </w:r>
@@ -854,7 +854,7 @@
         <w:rPr>
           <w:rFonts w:ascii="微软雅黑" w:hAnsi="微软雅黑" w:eastAsia="微软雅黑"/>
           <w:color w:val="333333"/>
-          <w:sz w:val="21"/>
+          <w:sz w:val="22"/>
         </w:rPr>
         <w:t>{{ p }}</w:t>
       </w:r>
@@ -889,7 +889,7 @@
         <w:rPr>
           <w:rFonts w:ascii="Consolas" w:hAnsi="Consolas" w:eastAsia="Consolas"/>
           <w:color w:val="333333"/>
-          <w:sz w:val="19"/>
+          <w:sz w:val="20"/>
         </w:rPr>
         <w:t>{{ c }}</w:t>
       </w:r>
@@ -964,7 +964,7 @@
                 <w:rFonts w:ascii="微软雅黑" w:hAnsi="微软雅黑" w:eastAsia="微软雅黑"/>
                 <w:b/>
                 <w:color w:val="FFFFFF"/>
-                <w:sz w:val="21"/>
+                <w:sz w:val="22"/>
               </w:rPr>
               <w:t>{{ tbl.headers[0] }}</w:t>
             </w:r>
@@ -998,7 +998,7 @@
                 <w:rFonts w:ascii="微软雅黑" w:hAnsi="微软雅黑" w:eastAsia="微软雅黑"/>
                 <w:b/>
                 <w:color w:val="FFFFFF"/>
-                <w:sz w:val="21"/>
+                <w:sz w:val="22"/>
               </w:rPr>
               <w:t>{{ tbl.headers[1] }}</w:t>
             </w:r>
@@ -1040,7 +1040,7 @@
               <w:rPr>
                 <w:rFonts w:ascii="微软雅黑" w:hAnsi="微软雅黑" w:eastAsia="微软雅黑"/>
                 <w:color w:val="333333"/>
-                <w:sz w:val="21"/>
+                <w:sz w:val="22"/>
               </w:rPr>
               <w:t>{{ row[0] }}</w:t>
             </w:r>
@@ -1069,7 +1069,7 @@
               <w:rPr>
                 <w:rFonts w:ascii="微软雅黑" w:hAnsi="微软雅黑" w:eastAsia="微软雅黑"/>
                 <w:color w:val="333333"/>
-                <w:sz w:val="21"/>
+                <w:sz w:val="22"/>
               </w:rPr>
               <w:t>{{ row[1] }}</w:t>
             </w:r>
@@ -1149,7 +1149,7 @@
                 <w:rFonts w:ascii="微软雅黑" w:hAnsi="微软雅黑" w:eastAsia="微软雅黑"/>
                 <w:b/>
                 <w:color w:val="FFFFFF"/>
-                <w:sz w:val="21"/>
+                <w:sz w:val="22"/>
               </w:rPr>
               <w:t>{{ tbl.headers[0] }}</w:t>
             </w:r>
@@ -1183,7 +1183,7 @@
                 <w:rFonts w:ascii="微软雅黑" w:hAnsi="微软雅黑" w:eastAsia="微软雅黑"/>
                 <w:b/>
                 <w:color w:val="FFFFFF"/>
-                <w:sz w:val="21"/>
+                <w:sz w:val="22"/>
               </w:rPr>
               <w:t>{{ tbl.headers[1] }}</w:t>
             </w:r>
@@ -1217,7 +1217,7 @@
                 <w:rFonts w:ascii="微软雅黑" w:hAnsi="微软雅黑" w:eastAsia="微软雅黑"/>
                 <w:b/>
                 <w:color w:val="FFFFFF"/>
-                <w:sz w:val="21"/>
+                <w:sz w:val="22"/>
               </w:rPr>
               <w:t>{{ tbl.headers[2] }}</w:t>
             </w:r>
@@ -1259,7 +1259,7 @@
               <w:rPr>
                 <w:rFonts w:ascii="微软雅黑" w:hAnsi="微软雅黑" w:eastAsia="微软雅黑"/>
                 <w:color w:val="333333"/>
-                <w:sz w:val="21"/>
+                <w:sz w:val="22"/>
               </w:rPr>
               <w:t>{{ row[0] }}</w:t>
             </w:r>
@@ -1288,7 +1288,7 @@
               <w:rPr>
                 <w:rFonts w:ascii="微软雅黑" w:hAnsi="微软雅黑" w:eastAsia="微软雅黑"/>
                 <w:color w:val="333333"/>
-                <w:sz w:val="21"/>
+                <w:sz w:val="22"/>
               </w:rPr>
               <w:t>{{ row[1] }}</w:t>
             </w:r>
@@ -1317,7 +1317,7 @@
               <w:rPr>
                 <w:rFonts w:ascii="微软雅黑" w:hAnsi="微软雅黑" w:eastAsia="微软雅黑"/>
                 <w:color w:val="333333"/>
-                <w:sz w:val="21"/>
+                <w:sz w:val="22"/>
               </w:rPr>
               <w:t>{{ row[2] }}</w:t>
             </w:r>
@@ -1398,7 +1398,7 @@
                 <w:rFonts w:ascii="微软雅黑" w:hAnsi="微软雅黑" w:eastAsia="微软雅黑"/>
                 <w:b/>
                 <w:color w:val="FFFFFF"/>
-                <w:sz w:val="21"/>
+                <w:sz w:val="22"/>
               </w:rPr>
               <w:t>{{ tbl.headers[0] }}</w:t>
             </w:r>
@@ -1432,7 +1432,7 @@
                 <w:rFonts w:ascii="微软雅黑" w:hAnsi="微软雅黑" w:eastAsia="微软雅黑"/>
                 <w:b/>
                 <w:color w:val="FFFFFF"/>
-                <w:sz w:val="21"/>
+                <w:sz w:val="22"/>
               </w:rPr>
               <w:t>{{ tbl.headers[1] }}</w:t>
             </w:r>
@@ -1466,7 +1466,7 @@
                 <w:rFonts w:ascii="微软雅黑" w:hAnsi="微软雅黑" w:eastAsia="微软雅黑"/>
                 <w:b/>
                 <w:color w:val="FFFFFF"/>
-                <w:sz w:val="21"/>
+                <w:sz w:val="22"/>
               </w:rPr>
               <w:t>{{ tbl.headers[2] }}</w:t>
             </w:r>
@@ -1500,7 +1500,7 @@
                 <w:rFonts w:ascii="微软雅黑" w:hAnsi="微软雅黑" w:eastAsia="微软雅黑"/>
                 <w:b/>
                 <w:color w:val="FFFFFF"/>
-                <w:sz w:val="21"/>
+                <w:sz w:val="22"/>
               </w:rPr>
               <w:t>{{ tbl.headers[3] }}</w:t>
             </w:r>
@@ -1542,7 +1542,7 @@
               <w:rPr>
                 <w:rFonts w:ascii="微软雅黑" w:hAnsi="微软雅黑" w:eastAsia="微软雅黑"/>
                 <w:color w:val="333333"/>
-                <w:sz w:val="21"/>
+                <w:sz w:val="22"/>
               </w:rPr>
               <w:t>{{ row[0] }}</w:t>
             </w:r>
@@ -1571,7 +1571,7 @@
               <w:rPr>
                 <w:rFonts w:ascii="微软雅黑" w:hAnsi="微软雅黑" w:eastAsia="微软雅黑"/>
                 <w:color w:val="333333"/>
-                <w:sz w:val="21"/>
+                <w:sz w:val="22"/>
               </w:rPr>
               <w:t>{{ row[1] }}</w:t>
             </w:r>
@@ -1600,7 +1600,7 @@
               <w:rPr>
                 <w:rFonts w:ascii="微软雅黑" w:hAnsi="微软雅黑" w:eastAsia="微软雅黑"/>
                 <w:color w:val="333333"/>
-                <w:sz w:val="21"/>
+                <w:sz w:val="22"/>
               </w:rPr>
               <w:t>{{ row[2] }}</w:t>
             </w:r>
@@ -1629,7 +1629,7 @@
               <w:rPr>
                 <w:rFonts w:ascii="微软雅黑" w:hAnsi="微软雅黑" w:eastAsia="微软雅黑"/>
                 <w:color w:val="333333"/>
-                <w:sz w:val="21"/>
+                <w:sz w:val="22"/>
               </w:rPr>
               <w:t>{{ row[3] }}</w:t>
             </w:r>
@@ -1711,7 +1711,7 @@
                 <w:rFonts w:ascii="微软雅黑" w:hAnsi="微软雅黑" w:eastAsia="微软雅黑"/>
                 <w:b/>
                 <w:color w:val="FFFFFF"/>
-                <w:sz w:val="21"/>
+                <w:sz w:val="22"/>
               </w:rPr>
               <w:t>{{ tbl.headers[0] }}</w:t>
             </w:r>
@@ -1745,7 +1745,7 @@
                 <w:rFonts w:ascii="微软雅黑" w:hAnsi="微软雅黑" w:eastAsia="微软雅黑"/>
                 <w:b/>
                 <w:color w:val="FFFFFF"/>
-                <w:sz w:val="21"/>
+                <w:sz w:val="22"/>
               </w:rPr>
               <w:t>{{ tbl.headers[1] }}</w:t>
             </w:r>
@@ -1779,7 +1779,7 @@
                 <w:rFonts w:ascii="微软雅黑" w:hAnsi="微软雅黑" w:eastAsia="微软雅黑"/>
                 <w:b/>
                 <w:color w:val="FFFFFF"/>
-                <w:sz w:val="21"/>
+                <w:sz w:val="22"/>
               </w:rPr>
               <w:t>{{ tbl.headers[2] }}</w:t>
             </w:r>
@@ -1813,7 +1813,7 @@
                 <w:rFonts w:ascii="微软雅黑" w:hAnsi="微软雅黑" w:eastAsia="微软雅黑"/>
                 <w:b/>
                 <w:color w:val="FFFFFF"/>
-                <w:sz w:val="21"/>
+                <w:sz w:val="22"/>
               </w:rPr>
               <w:t>{{ tbl.headers[3] }}</w:t>
             </w:r>
@@ -1847,7 +1847,7 @@
                 <w:rFonts w:ascii="微软雅黑" w:hAnsi="微软雅黑" w:eastAsia="微软雅黑"/>
                 <w:b/>
                 <w:color w:val="FFFFFF"/>
-                <w:sz w:val="21"/>
+                <w:sz w:val="22"/>
               </w:rPr>
               <w:t>{{ tbl.headers[4] }}</w:t>
             </w:r>
@@ -1889,7 +1889,7 @@
               <w:rPr>
                 <w:rFonts w:ascii="微软雅黑" w:hAnsi="微软雅黑" w:eastAsia="微软雅黑"/>
                 <w:color w:val="333333"/>
-                <w:sz w:val="21"/>
+                <w:sz w:val="22"/>
               </w:rPr>
               <w:t>{{ row[0] }}</w:t>
             </w:r>
@@ -1918,7 +1918,7 @@
               <w:rPr>
                 <w:rFonts w:ascii="微软雅黑" w:hAnsi="微软雅黑" w:eastAsia="微软雅黑"/>
                 <w:color w:val="333333"/>
-                <w:sz w:val="21"/>
+                <w:sz w:val="22"/>
               </w:rPr>
               <w:t>{{ row[1] }}</w:t>
             </w:r>
@@ -1947,7 +1947,7 @@
               <w:rPr>
                 <w:rFonts w:ascii="微软雅黑" w:hAnsi="微软雅黑" w:eastAsia="微软雅黑"/>
                 <w:color w:val="333333"/>
-                <w:sz w:val="21"/>
+                <w:sz w:val="22"/>
               </w:rPr>
               <w:t>{{ row[2] }}</w:t>
             </w:r>
@@ -1976,7 +1976,7 @@
               <w:rPr>
                 <w:rFonts w:ascii="微软雅黑" w:hAnsi="微软雅黑" w:eastAsia="微软雅黑"/>
                 <w:color w:val="333333"/>
-                <w:sz w:val="21"/>
+                <w:sz w:val="22"/>
               </w:rPr>
               <w:t>{{ row[3] }}</w:t>
             </w:r>
@@ -2005,7 +2005,7 @@
               <w:rPr>
                 <w:rFonts w:ascii="微软雅黑" w:hAnsi="微软雅黑" w:eastAsia="微软雅黑"/>
                 <w:color w:val="333333"/>
-                <w:sz w:val="21"/>
+                <w:sz w:val="22"/>
               </w:rPr>
               <w:t>{{ row[4] }}</w:t>
             </w:r>
@@ -2443,7 +2443,7 @@
     <w:rPr>
       <w:rFonts w:ascii="微软雅黑" w:hAnsi="微软雅黑" w:eastAsia="微软雅黑"/>
       <w:color w:val="333333"/>
-      <w:sz w:val="21"/>
+      <w:sz w:val="22"/>
     </w:rPr>
   </w:style>
   <w:style w:type="paragraph" w:styleId="Header">

--- a/.agents/skills/docx-template-report/templates/tech-guide-template.docx
+++ b/.agents/skills/docx-template-report/templates/tech-guide-template.docx
@@ -392,7 +392,7 @@
           <w:rFonts w:ascii="微软雅黑" w:hAnsi="微软雅黑" w:eastAsia="微软雅黑"/>
           <w:b/>
           <w:color w:val="1F4E79"/>
-          <w:sz w:val="36"/>
+          <w:sz w:val="32"/>
         </w:rPr>
         <w:t>更新记录</w:t>
       </w:r>

--- a/.agents/skills/docx-template-report/templates/tech-guide-template.docx
+++ b/.agents/skills/docx-template-report/templates/tech-guide-template.docx
@@ -609,18 +609,163 @@
                 <w:color w:val="808080"/>
                 <w:sz w:val="18"/>
               </w:rPr>
-              <w:t>{% for r in revisions %}</w:t>
+              <w:t xml:space="preserve">{%tr for r in revisions %}</w:t>
             </w:r>
             <w:r>
               <w:br/>
             </w:r>
+          </w:p>
+        </w:tc>
+        <w:tc>
+          <w:tcPr>
+            <w:tcW w:type="dxa" w:w="1417"/>
+            <w:vAlign w:val="center"/>
+            <w:tcMar>
+              <w:top w:w="40" w:type="dxa"/>
+              <w:bottom w:w="40" w:type="dxa"/>
+              <w:left w:w="80" w:type="dxa"/>
+              <w:right w:w="80" w:type="dxa"/>
+            </w:tcMar>
+            <w:tcBorders>
+              <w:top w:sz="4" w:val="single" w:color="BFBFBF"/>
+              <w:bottom w:sz="4" w:val="single" w:color="BFBFBF"/>
+              <w:left w:sz="4" w:val="single" w:color="BFBFBF"/>
+              <w:right w:sz="4" w:val="single" w:color="BFBFBF"/>
+            </w:tcBorders>
+          </w:tcPr>
+          <w:p>
+            <w:r/>
             <w:r>
               <w:rPr>
                 <w:rFonts w:ascii="微软雅黑" w:hAnsi="微软雅黑" w:eastAsia="微软雅黑"/>
                 <w:color w:val="333333"/>
                 <w:sz w:val="22"/>
               </w:rPr>
-              <w:t>{{ r.version }}</w:t>
+              <w:t xml:space="preserve"/>
+            </w:r>
+          </w:p>
+        </w:tc>
+        <w:tc>
+          <w:tcPr>
+            <w:tcW w:type="dxa" w:w="1701"/>
+            <w:vAlign w:val="center"/>
+            <w:tcMar>
+              <w:top w:w="40" w:type="dxa"/>
+              <w:bottom w:w="40" w:type="dxa"/>
+              <w:left w:w="80" w:type="dxa"/>
+              <w:right w:w="80" w:type="dxa"/>
+            </w:tcMar>
+            <w:tcBorders>
+              <w:top w:sz="4" w:val="single" w:color="BFBFBF"/>
+              <w:bottom w:sz="4" w:val="single" w:color="BFBFBF"/>
+              <w:left w:sz="4" w:val="single" w:color="BFBFBF"/>
+              <w:right w:sz="4" w:val="single" w:color="BFBFBF"/>
+            </w:tcBorders>
+          </w:tcPr>
+          <w:p>
+            <w:r/>
+            <w:r>
+              <w:rPr>
+                <w:rFonts w:ascii="微软雅黑" w:hAnsi="微软雅黑" w:eastAsia="微软雅黑"/>
+                <w:color w:val="333333"/>
+                <w:sz w:val="22"/>
+              </w:rPr>
+              <w:t xml:space="preserve"/>
+            </w:r>
+          </w:p>
+        </w:tc>
+        <w:tc>
+          <w:tcPr>
+            <w:tcW w:type="dxa" w:w="2835"/>
+            <w:vAlign w:val="center"/>
+            <w:tcMar>
+              <w:top w:w="40" w:type="dxa"/>
+              <w:bottom w:w="40" w:type="dxa"/>
+              <w:left w:w="80" w:type="dxa"/>
+              <w:right w:w="80" w:type="dxa"/>
+            </w:tcMar>
+            <w:tcBorders>
+              <w:top w:sz="4" w:val="single" w:color="BFBFBF"/>
+              <w:bottom w:sz="4" w:val="single" w:color="BFBFBF"/>
+              <w:left w:sz="4" w:val="single" w:color="BFBFBF"/>
+              <w:right w:sz="4" w:val="single" w:color="BFBFBF"/>
+            </w:tcBorders>
+          </w:tcPr>
+          <w:p>
+            <w:r/>
+            <w:r>
+              <w:rPr>
+                <w:rFonts w:ascii="微软雅黑" w:hAnsi="微软雅黑" w:eastAsia="微软雅黑"/>
+                <w:color w:val="333333"/>
+                <w:sz w:val="22"/>
+              </w:rPr>
+              <w:t xml:space="preserve"/>
+            </w:r>
+          </w:p>
+        </w:tc>
+        <w:tc>
+          <w:tcPr>
+            <w:tcW w:type="dxa" w:w="1417"/>
+            <w:vAlign w:val="center"/>
+            <w:tcMar>
+              <w:top w:w="40" w:type="dxa"/>
+              <w:bottom w:w="40" w:type="dxa"/>
+              <w:left w:w="80" w:type="dxa"/>
+              <w:right w:w="80" w:type="dxa"/>
+            </w:tcMar>
+            <w:tcBorders>
+              <w:top w:sz="4" w:val="single" w:color="BFBFBF"/>
+              <w:bottom w:sz="4" w:val="single" w:color="BFBFBF"/>
+              <w:left w:sz="4" w:val="single" w:color="BFBFBF"/>
+              <w:right w:sz="4" w:val="single" w:color="BFBFBF"/>
+            </w:tcBorders>
+          </w:tcPr>
+          <w:p>
+            <w:r/>
+            <w:r>
+              <w:rPr>
+                <w:rFonts w:ascii="微软雅黑" w:hAnsi="微软雅黑" w:eastAsia="微软雅黑"/>
+                <w:color w:val="333333"/>
+                <w:sz w:val="22"/>
+              </w:rPr>
+              <w:t xml:space="preserve"/>
+            </w:r>
+            <w:r>
+              <w:br/>
+            </w:r>
+          </w:p>
+        </w:tc>
+      </w:tr>
+      <w:tr>
+        <w:tc>
+          <w:tcPr>
+            <w:tcW w:type="dxa" w:w="1417"/>
+            <w:vAlign w:val="center"/>
+            <w:tcMar>
+              <w:top w:w="40" w:type="dxa"/>
+              <w:bottom w:w="40" w:type="dxa"/>
+              <w:left w:w="80" w:type="dxa"/>
+              <w:right w:w="80" w:type="dxa"/>
+            </w:tcMar>
+            <w:tcBorders>
+              <w:top w:sz="4" w:val="single" w:color="BFBFBF"/>
+              <w:bottom w:sz="4" w:val="single" w:color="BFBFBF"/>
+              <w:left w:sz="4" w:val="single" w:color="BFBFBF"/>
+              <w:right w:sz="4" w:val="single" w:color="BFBFBF"/>
+            </w:tcBorders>
+          </w:tcPr>
+          <w:p>
+            <w:r/>
+            <w:r>
+              <w:rPr>
+                <w:rFonts w:ascii="Consolas" w:hAnsi="Consolas" w:eastAsia="Consolas"/>
+                <w:color w:val="808080"/>
+                <w:sz w:val="18"/>
+              </w:rPr>
+              <w:t xml:space="preserve">{{ r.version }}</w:t>
+            </w:r>
+            <w:r>
+              <w:br/>
             </w:r>
           </w:p>
         </w:tc>
@@ -736,18 +881,163 @@
                 <w:color w:val="333333"/>
                 <w:sz w:val="22"/>
               </w:rPr>
-              <w:t>{{ r.approver }}</w:t>
+              <w:t xml:space="preserve">{{ r.approver }}</w:t>
             </w:r>
             <w:r>
               <w:br/>
             </w:r>
+          </w:p>
+        </w:tc>
+      </w:tr>
+      <w:tr>
+        <w:tc>
+          <w:tcPr>
+            <w:tcW w:type="dxa" w:w="1417"/>
+            <w:vAlign w:val="center"/>
+            <w:tcMar>
+              <w:top w:w="40" w:type="dxa"/>
+              <w:bottom w:w="40" w:type="dxa"/>
+              <w:left w:w="80" w:type="dxa"/>
+              <w:right w:w="80" w:type="dxa"/>
+            </w:tcMar>
+            <w:tcBorders>
+              <w:top w:sz="4" w:val="single" w:color="BFBFBF"/>
+              <w:bottom w:sz="4" w:val="single" w:color="BFBFBF"/>
+              <w:left w:sz="4" w:val="single" w:color="BFBFBF"/>
+              <w:right w:sz="4" w:val="single" w:color="BFBFBF"/>
+            </w:tcBorders>
+          </w:tcPr>
+          <w:p>
+            <w:r/>
             <w:r>
               <w:rPr>
                 <w:rFonts w:ascii="Consolas" w:hAnsi="Consolas" w:eastAsia="Consolas"/>
                 <w:color w:val="808080"/>
                 <w:sz w:val="18"/>
               </w:rPr>
-              <w:t>{% endfor %}</w:t>
+              <w:t xml:space="preserve">{%tr endfor %}</w:t>
+            </w:r>
+            <w:r>
+              <w:br/>
+            </w:r>
+          </w:p>
+        </w:tc>
+        <w:tc>
+          <w:tcPr>
+            <w:tcW w:type="dxa" w:w="1417"/>
+            <w:vAlign w:val="center"/>
+            <w:tcMar>
+              <w:top w:w="40" w:type="dxa"/>
+              <w:bottom w:w="40" w:type="dxa"/>
+              <w:left w:w="80" w:type="dxa"/>
+              <w:right w:w="80" w:type="dxa"/>
+            </w:tcMar>
+            <w:tcBorders>
+              <w:top w:sz="4" w:val="single" w:color="BFBFBF"/>
+              <w:bottom w:sz="4" w:val="single" w:color="BFBFBF"/>
+              <w:left w:sz="4" w:val="single" w:color="BFBFBF"/>
+              <w:right w:sz="4" w:val="single" w:color="BFBFBF"/>
+            </w:tcBorders>
+          </w:tcPr>
+          <w:p>
+            <w:r/>
+            <w:r>
+              <w:rPr>
+                <w:rFonts w:ascii="微软雅黑" w:hAnsi="微软雅黑" w:eastAsia="微软雅黑"/>
+                <w:color w:val="333333"/>
+                <w:sz w:val="22"/>
+              </w:rPr>
+              <w:t xml:space="preserve"/>
+            </w:r>
+          </w:p>
+        </w:tc>
+        <w:tc>
+          <w:tcPr>
+            <w:tcW w:type="dxa" w:w="1701"/>
+            <w:vAlign w:val="center"/>
+            <w:tcMar>
+              <w:top w:w="40" w:type="dxa"/>
+              <w:bottom w:w="40" w:type="dxa"/>
+              <w:left w:w="80" w:type="dxa"/>
+              <w:right w:w="80" w:type="dxa"/>
+            </w:tcMar>
+            <w:tcBorders>
+              <w:top w:sz="4" w:val="single" w:color="BFBFBF"/>
+              <w:bottom w:sz="4" w:val="single" w:color="BFBFBF"/>
+              <w:left w:sz="4" w:val="single" w:color="BFBFBF"/>
+              <w:right w:sz="4" w:val="single" w:color="BFBFBF"/>
+            </w:tcBorders>
+          </w:tcPr>
+          <w:p>
+            <w:r/>
+            <w:r>
+              <w:rPr>
+                <w:rFonts w:ascii="微软雅黑" w:hAnsi="微软雅黑" w:eastAsia="微软雅黑"/>
+                <w:color w:val="333333"/>
+                <w:sz w:val="22"/>
+              </w:rPr>
+              <w:t xml:space="preserve"/>
+            </w:r>
+          </w:p>
+        </w:tc>
+        <w:tc>
+          <w:tcPr>
+            <w:tcW w:type="dxa" w:w="2835"/>
+            <w:vAlign w:val="center"/>
+            <w:tcMar>
+              <w:top w:w="40" w:type="dxa"/>
+              <w:bottom w:w="40" w:type="dxa"/>
+              <w:left w:w="80" w:type="dxa"/>
+              <w:right w:w="80" w:type="dxa"/>
+            </w:tcMar>
+            <w:tcBorders>
+              <w:top w:sz="4" w:val="single" w:color="BFBFBF"/>
+              <w:bottom w:sz="4" w:val="single" w:color="BFBFBF"/>
+              <w:left w:sz="4" w:val="single" w:color="BFBFBF"/>
+              <w:right w:sz="4" w:val="single" w:color="BFBFBF"/>
+            </w:tcBorders>
+          </w:tcPr>
+          <w:p>
+            <w:r/>
+            <w:r>
+              <w:rPr>
+                <w:rFonts w:ascii="微软雅黑" w:hAnsi="微软雅黑" w:eastAsia="微软雅黑"/>
+                <w:color w:val="333333"/>
+                <w:sz w:val="22"/>
+              </w:rPr>
+              <w:t xml:space="preserve"/>
+            </w:r>
+          </w:p>
+        </w:tc>
+        <w:tc>
+          <w:tcPr>
+            <w:tcW w:type="dxa" w:w="1417"/>
+            <w:vAlign w:val="center"/>
+            <w:tcMar>
+              <w:top w:w="40" w:type="dxa"/>
+              <w:bottom w:w="40" w:type="dxa"/>
+              <w:left w:w="80" w:type="dxa"/>
+              <w:right w:w="80" w:type="dxa"/>
+            </w:tcMar>
+            <w:tcBorders>
+              <w:top w:sz="4" w:val="single" w:color="BFBFBF"/>
+              <w:bottom w:sz="4" w:val="single" w:color="BFBFBF"/>
+              <w:left w:sz="4" w:val="single" w:color="BFBFBF"/>
+              <w:right w:sz="4" w:val="single" w:color="BFBFBF"/>
+            </w:tcBorders>
+          </w:tcPr>
+          <w:p>
+            <w:r/>
+            <w:r>
+              <w:rPr>
+                <w:rFonts w:ascii="微软雅黑" w:hAnsi="微软雅黑" w:eastAsia="微软雅黑"/>
+                <w:color w:val="333333"/>
+                <w:sz w:val="22"/>
+              </w:rPr>
+              <w:t xml:space="preserve"/>
+            </w:r>
+            <w:r>
+              <w:br/>
             </w:r>
           </w:p>
         </w:tc>
@@ -1031,18 +1321,10 @@
                 <w:color w:val="808080"/>
                 <w:sz w:val="16"/>
               </w:rPr>
-              <w:t>{% for row in tbl.rows %}</w:t>
+              <w:t xml:space="preserve">{%tr for row in tbl.rows %}</w:t>
             </w:r>
             <w:r>
               <w:br/>
-            </w:r>
-            <w:r>
-              <w:rPr>
-                <w:rFonts w:ascii="微软雅黑" w:hAnsi="微软雅黑" w:eastAsia="微软雅黑"/>
-                <w:color w:val="333333"/>
-                <w:sz w:val="22"/>
-              </w:rPr>
-              <w:t>{{ row[0] }}</w:t>
             </w:r>
           </w:p>
         </w:tc>
@@ -1071,18 +1353,142 @@
                 <w:color w:val="333333"/>
                 <w:sz w:val="22"/>
               </w:rPr>
-              <w:t>{{ row[1] }}</w:t>
+              <w:t xml:space="preserve"/>
             </w:r>
             <w:r>
               <w:br/>
             </w:r>
+          </w:p>
+        </w:tc>
+      </w:tr>
+      <w:tr>
+        <w:tc>
+          <w:tcPr>
+            <w:tcW w:type="dxa" w:w="2268"/>
+            <w:vAlign w:val="center"/>
+            <w:tcMar>
+              <w:top w:w="40" w:type="dxa"/>
+              <w:bottom w:w="40" w:type="dxa"/>
+              <w:left w:w="80" w:type="dxa"/>
+              <w:right w:w="80" w:type="dxa"/>
+            </w:tcMar>
+            <w:tcBorders>
+              <w:top w:sz="4" w:val="single" w:color="BFBFBF"/>
+              <w:bottom w:sz="4" w:val="single" w:color="BFBFBF"/>
+              <w:left w:sz="4" w:val="single" w:color="BFBFBF"/>
+              <w:right w:sz="4" w:val="single" w:color="BFBFBF"/>
+            </w:tcBorders>
+          </w:tcPr>
+          <w:p>
+            <w:r/>
             <w:r>
               <w:rPr>
                 <w:rFonts w:ascii="Consolas" w:hAnsi="Consolas" w:eastAsia="Consolas"/>
                 <w:color w:val="808080"/>
                 <w:sz w:val="16"/>
               </w:rPr>
-              <w:t>{% endfor %}</w:t>
+              <w:t xml:space="preserve">{{ row[0] }}</w:t>
+            </w:r>
+            <w:r>
+              <w:br/>
+            </w:r>
+          </w:p>
+        </w:tc>
+        <w:tc>
+          <w:tcPr>
+            <w:tcW w:type="dxa" w:w="6236"/>
+            <w:vAlign w:val="center"/>
+            <w:tcMar>
+              <w:top w:w="40" w:type="dxa"/>
+              <w:bottom w:w="40" w:type="dxa"/>
+              <w:left w:w="80" w:type="dxa"/>
+              <w:right w:w="80" w:type="dxa"/>
+            </w:tcMar>
+            <w:tcBorders>
+              <w:top w:sz="4" w:val="single" w:color="BFBFBF"/>
+              <w:bottom w:sz="4" w:val="single" w:color="BFBFBF"/>
+              <w:left w:sz="4" w:val="single" w:color="BFBFBF"/>
+              <w:right w:sz="4" w:val="single" w:color="BFBFBF"/>
+            </w:tcBorders>
+          </w:tcPr>
+          <w:p>
+            <w:r/>
+            <w:r>
+              <w:rPr>
+                <w:rFonts w:ascii="微软雅黑" w:hAnsi="微软雅黑" w:eastAsia="微软雅黑"/>
+                <w:color w:val="333333"/>
+                <w:sz w:val="22"/>
+              </w:rPr>
+              <w:t xml:space="preserve">{{ row[1] }}</w:t>
+            </w:r>
+            <w:r>
+              <w:br/>
+            </w:r>
+          </w:p>
+        </w:tc>
+      </w:tr>
+      <w:tr>
+        <w:tc>
+          <w:tcPr>
+            <w:tcW w:type="dxa" w:w="2268"/>
+            <w:vAlign w:val="center"/>
+            <w:tcMar>
+              <w:top w:w="40" w:type="dxa"/>
+              <w:bottom w:w="40" w:type="dxa"/>
+              <w:left w:w="80" w:type="dxa"/>
+              <w:right w:w="80" w:type="dxa"/>
+            </w:tcMar>
+            <w:tcBorders>
+              <w:top w:sz="4" w:val="single" w:color="BFBFBF"/>
+              <w:bottom w:sz="4" w:val="single" w:color="BFBFBF"/>
+              <w:left w:sz="4" w:val="single" w:color="BFBFBF"/>
+              <w:right w:sz="4" w:val="single" w:color="BFBFBF"/>
+            </w:tcBorders>
+          </w:tcPr>
+          <w:p>
+            <w:r/>
+            <w:r>
+              <w:rPr>
+                <w:rFonts w:ascii="Consolas" w:hAnsi="Consolas" w:eastAsia="Consolas"/>
+                <w:color w:val="808080"/>
+                <w:sz w:val="16"/>
+              </w:rPr>
+              <w:t xml:space="preserve">{%tr endfor %}</w:t>
+            </w:r>
+            <w:r>
+              <w:br/>
+            </w:r>
+          </w:p>
+        </w:tc>
+        <w:tc>
+          <w:tcPr>
+            <w:tcW w:type="dxa" w:w="6236"/>
+            <w:vAlign w:val="center"/>
+            <w:tcMar>
+              <w:top w:w="40" w:type="dxa"/>
+              <w:bottom w:w="40" w:type="dxa"/>
+              <w:left w:w="80" w:type="dxa"/>
+              <w:right w:w="80" w:type="dxa"/>
+            </w:tcMar>
+            <w:tcBorders>
+              <w:top w:sz="4" w:val="single" w:color="BFBFBF"/>
+              <w:bottom w:sz="4" w:val="single" w:color="BFBFBF"/>
+              <w:left w:sz="4" w:val="single" w:color="BFBFBF"/>
+              <w:right w:sz="4" w:val="single" w:color="BFBFBF"/>
+            </w:tcBorders>
+          </w:tcPr>
+          <w:p>
+            <w:r/>
+            <w:r>
+              <w:rPr>
+                <w:rFonts w:ascii="微软雅黑" w:hAnsi="微软雅黑" w:eastAsia="微软雅黑"/>
+                <w:color w:val="333333"/>
+                <w:sz w:val="22"/>
+              </w:rPr>
+              <w:t xml:space="preserve"/>
+            </w:r>
+            <w:r>
+              <w:br/>
             </w:r>
           </w:p>
         </w:tc>
@@ -1250,18 +1656,105 @@
                 <w:color w:val="808080"/>
                 <w:sz w:val="16"/>
               </w:rPr>
-              <w:t>{% for row in tbl.rows %}</w:t>
+              <w:t xml:space="preserve">{%tr for row in tbl.rows %}</w:t>
             </w:r>
             <w:r>
               <w:br/>
             </w:r>
+          </w:p>
+        </w:tc>
+        <w:tc>
+          <w:tcPr>
+            <w:tcW w:type="dxa" w:w="1701"/>
+            <w:vAlign w:val="center"/>
+            <w:tcMar>
+              <w:top w:w="40" w:type="dxa"/>
+              <w:bottom w:w="40" w:type="dxa"/>
+              <w:left w:w="80" w:type="dxa"/>
+              <w:right w:w="80" w:type="dxa"/>
+            </w:tcMar>
+            <w:tcBorders>
+              <w:top w:sz="4" w:val="single" w:color="BFBFBF"/>
+              <w:bottom w:sz="4" w:val="single" w:color="BFBFBF"/>
+              <w:left w:sz="4" w:val="single" w:color="BFBFBF"/>
+              <w:right w:sz="4" w:val="single" w:color="BFBFBF"/>
+            </w:tcBorders>
+          </w:tcPr>
+          <w:p>
+            <w:r/>
             <w:r>
               <w:rPr>
                 <w:rFonts w:ascii="微软雅黑" w:hAnsi="微软雅黑" w:eastAsia="微软雅黑"/>
                 <w:color w:val="333333"/>
                 <w:sz w:val="22"/>
               </w:rPr>
-              <w:t>{{ row[0] }}</w:t>
+              <w:t xml:space="preserve"/>
+            </w:r>
+          </w:p>
+        </w:tc>
+        <w:tc>
+          <w:tcPr>
+            <w:tcW w:type="dxa" w:w="4819"/>
+            <w:vAlign w:val="center"/>
+            <w:tcMar>
+              <w:top w:w="40" w:type="dxa"/>
+              <w:bottom w:w="40" w:type="dxa"/>
+              <w:left w:w="80" w:type="dxa"/>
+              <w:right w:w="80" w:type="dxa"/>
+            </w:tcMar>
+            <w:tcBorders>
+              <w:top w:sz="4" w:val="single" w:color="BFBFBF"/>
+              <w:bottom w:sz="4" w:val="single" w:color="BFBFBF"/>
+              <w:left w:sz="4" w:val="single" w:color="BFBFBF"/>
+              <w:right w:sz="4" w:val="single" w:color="BFBFBF"/>
+            </w:tcBorders>
+          </w:tcPr>
+          <w:p>
+            <w:r/>
+            <w:r>
+              <w:rPr>
+                <w:rFonts w:ascii="微软雅黑" w:hAnsi="微软雅黑" w:eastAsia="微软雅黑"/>
+                <w:color w:val="333333"/>
+                <w:sz w:val="22"/>
+              </w:rPr>
+              <w:t xml:space="preserve"/>
+            </w:r>
+            <w:r>
+              <w:br/>
+            </w:r>
+          </w:p>
+        </w:tc>
+      </w:tr>
+      <w:tr>
+        <w:tc>
+          <w:tcPr>
+            <w:tcW w:type="dxa" w:w="1984"/>
+            <w:vAlign w:val="center"/>
+            <w:tcMar>
+              <w:top w:w="40" w:type="dxa"/>
+              <w:bottom w:w="40" w:type="dxa"/>
+              <w:left w:w="80" w:type="dxa"/>
+              <w:right w:w="80" w:type="dxa"/>
+            </w:tcMar>
+            <w:tcBorders>
+              <w:top w:sz="4" w:val="single" w:color="BFBFBF"/>
+              <w:bottom w:sz="4" w:val="single" w:color="BFBFBF"/>
+              <w:left w:sz="4" w:val="single" w:color="BFBFBF"/>
+              <w:right w:sz="4" w:val="single" w:color="BFBFBF"/>
+            </w:tcBorders>
+          </w:tcPr>
+          <w:p>
+            <w:r/>
+            <w:r>
+              <w:rPr>
+                <w:rFonts w:ascii="Consolas" w:hAnsi="Consolas" w:eastAsia="Consolas"/>
+                <w:color w:val="808080"/>
+                <w:sz w:val="16"/>
+              </w:rPr>
+              <w:t xml:space="preserve">{{ row[0] }}</w:t>
+            </w:r>
+            <w:r>
+              <w:br/>
             </w:r>
           </w:p>
         </w:tc>
@@ -1319,18 +1812,105 @@
                 <w:color w:val="333333"/>
                 <w:sz w:val="22"/>
               </w:rPr>
-              <w:t>{{ row[2] }}</w:t>
+              <w:t xml:space="preserve">{{ row[2] }}</w:t>
             </w:r>
             <w:r>
               <w:br/>
             </w:r>
+          </w:p>
+        </w:tc>
+      </w:tr>
+      <w:tr>
+        <w:tc>
+          <w:tcPr>
+            <w:tcW w:type="dxa" w:w="1984"/>
+            <w:vAlign w:val="center"/>
+            <w:tcMar>
+              <w:top w:w="40" w:type="dxa"/>
+              <w:bottom w:w="40" w:type="dxa"/>
+              <w:left w:w="80" w:type="dxa"/>
+              <w:right w:w="80" w:type="dxa"/>
+            </w:tcMar>
+            <w:tcBorders>
+              <w:top w:sz="4" w:val="single" w:color="BFBFBF"/>
+              <w:bottom w:sz="4" w:val="single" w:color="BFBFBF"/>
+              <w:left w:sz="4" w:val="single" w:color="BFBFBF"/>
+              <w:right w:sz="4" w:val="single" w:color="BFBFBF"/>
+            </w:tcBorders>
+          </w:tcPr>
+          <w:p>
+            <w:r/>
             <w:r>
               <w:rPr>
                 <w:rFonts w:ascii="Consolas" w:hAnsi="Consolas" w:eastAsia="Consolas"/>
                 <w:color w:val="808080"/>
                 <w:sz w:val="16"/>
               </w:rPr>
-              <w:t>{% endfor %}</w:t>
+              <w:t xml:space="preserve">{%tr endfor %}</w:t>
+            </w:r>
+            <w:r>
+              <w:br/>
+            </w:r>
+          </w:p>
+        </w:tc>
+        <w:tc>
+          <w:tcPr>
+            <w:tcW w:type="dxa" w:w="1701"/>
+            <w:vAlign w:val="center"/>
+            <w:tcMar>
+              <w:top w:w="40" w:type="dxa"/>
+              <w:bottom w:w="40" w:type="dxa"/>
+              <w:left w:w="80" w:type="dxa"/>
+              <w:right w:w="80" w:type="dxa"/>
+            </w:tcMar>
+            <w:tcBorders>
+              <w:top w:sz="4" w:val="single" w:color="BFBFBF"/>
+              <w:bottom w:sz="4" w:val="single" w:color="BFBFBF"/>
+              <w:left w:sz="4" w:val="single" w:color="BFBFBF"/>
+              <w:right w:sz="4" w:val="single" w:color="BFBFBF"/>
+            </w:tcBorders>
+          </w:tcPr>
+          <w:p>
+            <w:r/>
+            <w:r>
+              <w:rPr>
+                <w:rFonts w:ascii="微软雅黑" w:hAnsi="微软雅黑" w:eastAsia="微软雅黑"/>
+                <w:color w:val="333333"/>
+                <w:sz w:val="22"/>
+              </w:rPr>
+              <w:t xml:space="preserve"/>
+            </w:r>
+          </w:p>
+        </w:tc>
+        <w:tc>
+          <w:tcPr>
+            <w:tcW w:type="dxa" w:w="4819"/>
+            <w:vAlign w:val="center"/>
+            <w:tcMar>
+              <w:top w:w="40" w:type="dxa"/>
+              <w:bottom w:w="40" w:type="dxa"/>
+              <w:left w:w="80" w:type="dxa"/>
+              <w:right w:w="80" w:type="dxa"/>
+            </w:tcMar>
+            <w:tcBorders>
+              <w:top w:sz="4" w:val="single" w:color="BFBFBF"/>
+              <w:bottom w:sz="4" w:val="single" w:color="BFBFBF"/>
+              <w:left w:sz="4" w:val="single" w:color="BFBFBF"/>
+              <w:right w:sz="4" w:val="single" w:color="BFBFBF"/>
+            </w:tcBorders>
+          </w:tcPr>
+          <w:p>
+            <w:r/>
+            <w:r>
+              <w:rPr>
+                <w:rFonts w:ascii="微软雅黑" w:hAnsi="微软雅黑" w:eastAsia="微软雅黑"/>
+                <w:color w:val="333333"/>
+                <w:sz w:val="22"/>
+              </w:rPr>
+              <w:t xml:space="preserve"/>
+            </w:r>
+            <w:r>
+              <w:br/>
             </w:r>
           </w:p>
         </w:tc>
@@ -1533,18 +2113,134 @@
                 <w:color w:val="808080"/>
                 <w:sz w:val="16"/>
               </w:rPr>
-              <w:t>{% for row in tbl.rows %}</w:t>
+              <w:t xml:space="preserve">{%tr for row in tbl.rows %}</w:t>
             </w:r>
             <w:r>
               <w:br/>
             </w:r>
+          </w:p>
+        </w:tc>
+        <w:tc>
+          <w:tcPr>
+            <w:tcW w:type="dxa" w:w="1134"/>
+            <w:vAlign w:val="center"/>
+            <w:tcMar>
+              <w:top w:w="40" w:type="dxa"/>
+              <w:bottom w:w="40" w:type="dxa"/>
+              <w:left w:w="80" w:type="dxa"/>
+              <w:right w:w="80" w:type="dxa"/>
+            </w:tcMar>
+            <w:tcBorders>
+              <w:top w:sz="4" w:val="single" w:color="BFBFBF"/>
+              <w:bottom w:sz="4" w:val="single" w:color="BFBFBF"/>
+              <w:left w:sz="4" w:val="single" w:color="BFBFBF"/>
+              <w:right w:sz="4" w:val="single" w:color="BFBFBF"/>
+            </w:tcBorders>
+          </w:tcPr>
+          <w:p>
+            <w:r/>
             <w:r>
               <w:rPr>
                 <w:rFonts w:ascii="微软雅黑" w:hAnsi="微软雅黑" w:eastAsia="微软雅黑"/>
                 <w:color w:val="333333"/>
                 <w:sz w:val="22"/>
               </w:rPr>
-              <w:t>{{ row[0] }}</w:t>
+              <w:t xml:space="preserve"/>
+            </w:r>
+          </w:p>
+        </w:tc>
+        <w:tc>
+          <w:tcPr>
+            <w:tcW w:type="dxa" w:w="1984"/>
+            <w:vAlign w:val="center"/>
+            <w:tcMar>
+              <w:top w:w="40" w:type="dxa"/>
+              <w:bottom w:w="40" w:type="dxa"/>
+              <w:left w:w="80" w:type="dxa"/>
+              <w:right w:w="80" w:type="dxa"/>
+            </w:tcMar>
+            <w:tcBorders>
+              <w:top w:sz="4" w:val="single" w:color="BFBFBF"/>
+              <w:bottom w:sz="4" w:val="single" w:color="BFBFBF"/>
+              <w:left w:sz="4" w:val="single" w:color="BFBFBF"/>
+              <w:right w:sz="4" w:val="single" w:color="BFBFBF"/>
+            </w:tcBorders>
+          </w:tcPr>
+          <w:p>
+            <w:r/>
+            <w:r>
+              <w:rPr>
+                <w:rFonts w:ascii="微软雅黑" w:hAnsi="微软雅黑" w:eastAsia="微软雅黑"/>
+                <w:color w:val="333333"/>
+                <w:sz w:val="22"/>
+              </w:rPr>
+              <w:t xml:space="preserve"/>
+            </w:r>
+          </w:p>
+        </w:tc>
+        <w:tc>
+          <w:tcPr>
+            <w:tcW w:type="dxa" w:w="3685"/>
+            <w:vAlign w:val="center"/>
+            <w:tcMar>
+              <w:top w:w="40" w:type="dxa"/>
+              <w:bottom w:w="40" w:type="dxa"/>
+              <w:left w:w="80" w:type="dxa"/>
+              <w:right w:w="80" w:type="dxa"/>
+            </w:tcMar>
+            <w:tcBorders>
+              <w:top w:sz="4" w:val="single" w:color="BFBFBF"/>
+              <w:bottom w:sz="4" w:val="single" w:color="BFBFBF"/>
+              <w:left w:sz="4" w:val="single" w:color="BFBFBF"/>
+              <w:right w:sz="4" w:val="single" w:color="BFBFBF"/>
+            </w:tcBorders>
+          </w:tcPr>
+          <w:p>
+            <w:r/>
+            <w:r>
+              <w:rPr>
+                <w:rFonts w:ascii="微软雅黑" w:hAnsi="微软雅黑" w:eastAsia="微软雅黑"/>
+                <w:color w:val="333333"/>
+                <w:sz w:val="22"/>
+              </w:rPr>
+              <w:t xml:space="preserve"/>
+            </w:r>
+            <w:r>
+              <w:br/>
+            </w:r>
+          </w:p>
+        </w:tc>
+      </w:tr>
+      <w:tr>
+        <w:tc>
+          <w:tcPr>
+            <w:tcW w:type="dxa" w:w="1701"/>
+            <w:vAlign w:val="center"/>
+            <w:tcMar>
+              <w:top w:w="40" w:type="dxa"/>
+              <w:bottom w:w="40" w:type="dxa"/>
+              <w:left w:w="80" w:type="dxa"/>
+              <w:right w:w="80" w:type="dxa"/>
+            </w:tcMar>
+            <w:tcBorders>
+              <w:top w:sz="4" w:val="single" w:color="BFBFBF"/>
+              <w:bottom w:sz="4" w:val="single" w:color="BFBFBF"/>
+              <w:left w:sz="4" w:val="single" w:color="BFBFBF"/>
+              <w:right w:sz="4" w:val="single" w:color="BFBFBF"/>
+            </w:tcBorders>
+          </w:tcPr>
+          <w:p>
+            <w:r/>
+            <w:r>
+              <w:rPr>
+                <w:rFonts w:ascii="Consolas" w:hAnsi="Consolas" w:eastAsia="Consolas"/>
+                <w:color w:val="808080"/>
+                <w:sz w:val="16"/>
+              </w:rPr>
+              <w:t xml:space="preserve">{{ row[0] }}</w:t>
+            </w:r>
+            <w:r>
+              <w:br/>
             </w:r>
           </w:p>
         </w:tc>
@@ -1631,18 +2327,134 @@
                 <w:color w:val="333333"/>
                 <w:sz w:val="22"/>
               </w:rPr>
-              <w:t>{{ row[3] }}</w:t>
+              <w:t xml:space="preserve">{{ row[3] }}</w:t>
             </w:r>
             <w:r>
               <w:br/>
             </w:r>
+          </w:p>
+        </w:tc>
+      </w:tr>
+      <w:tr>
+        <w:tc>
+          <w:tcPr>
+            <w:tcW w:type="dxa" w:w="1701"/>
+            <w:vAlign w:val="center"/>
+            <w:tcMar>
+              <w:top w:w="40" w:type="dxa"/>
+              <w:bottom w:w="40" w:type="dxa"/>
+              <w:left w:w="80" w:type="dxa"/>
+              <w:right w:w="80" w:type="dxa"/>
+            </w:tcMar>
+            <w:tcBorders>
+              <w:top w:sz="4" w:val="single" w:color="BFBFBF"/>
+              <w:bottom w:sz="4" w:val="single" w:color="BFBFBF"/>
+              <w:left w:sz="4" w:val="single" w:color="BFBFBF"/>
+              <w:right w:sz="4" w:val="single" w:color="BFBFBF"/>
+            </w:tcBorders>
+          </w:tcPr>
+          <w:p>
+            <w:r/>
             <w:r>
               <w:rPr>
                 <w:rFonts w:ascii="Consolas" w:hAnsi="Consolas" w:eastAsia="Consolas"/>
                 <w:color w:val="808080"/>
                 <w:sz w:val="16"/>
               </w:rPr>
-              <w:t>{% endfor %}</w:t>
+              <w:t xml:space="preserve">{%tr endfor %}</w:t>
+            </w:r>
+            <w:r>
+              <w:br/>
+            </w:r>
+          </w:p>
+        </w:tc>
+        <w:tc>
+          <w:tcPr>
+            <w:tcW w:type="dxa" w:w="1134"/>
+            <w:vAlign w:val="center"/>
+            <w:tcMar>
+              <w:top w:w="40" w:type="dxa"/>
+              <w:bottom w:w="40" w:type="dxa"/>
+              <w:left w:w="80" w:type="dxa"/>
+              <w:right w:w="80" w:type="dxa"/>
+            </w:tcMar>
+            <w:tcBorders>
+              <w:top w:sz="4" w:val="single" w:color="BFBFBF"/>
+              <w:bottom w:sz="4" w:val="single" w:color="BFBFBF"/>
+              <w:left w:sz="4" w:val="single" w:color="BFBFBF"/>
+              <w:right w:sz="4" w:val="single" w:color="BFBFBF"/>
+            </w:tcBorders>
+          </w:tcPr>
+          <w:p>
+            <w:r/>
+            <w:r>
+              <w:rPr>
+                <w:rFonts w:ascii="微软雅黑" w:hAnsi="微软雅黑" w:eastAsia="微软雅黑"/>
+                <w:color w:val="333333"/>
+                <w:sz w:val="22"/>
+              </w:rPr>
+              <w:t xml:space="preserve"/>
+            </w:r>
+          </w:p>
+        </w:tc>
+        <w:tc>
+          <w:tcPr>
+            <w:tcW w:type="dxa" w:w="1984"/>
+            <w:vAlign w:val="center"/>
+            <w:tcMar>
+              <w:top w:w="40" w:type="dxa"/>
+              <w:bottom w:w="40" w:type="dxa"/>
+              <w:left w:w="80" w:type="dxa"/>
+              <w:right w:w="80" w:type="dxa"/>
+            </w:tcMar>
+            <w:tcBorders>
+              <w:top w:sz="4" w:val="single" w:color="BFBFBF"/>
+              <w:bottom w:sz="4" w:val="single" w:color="BFBFBF"/>
+              <w:left w:sz="4" w:val="single" w:color="BFBFBF"/>
+              <w:right w:sz="4" w:val="single" w:color="BFBFBF"/>
+            </w:tcBorders>
+          </w:tcPr>
+          <w:p>
+            <w:r/>
+            <w:r>
+              <w:rPr>
+                <w:rFonts w:ascii="微软雅黑" w:hAnsi="微软雅黑" w:eastAsia="微软雅黑"/>
+                <w:color w:val="333333"/>
+                <w:sz w:val="22"/>
+              </w:rPr>
+              <w:t xml:space="preserve"/>
+            </w:r>
+          </w:p>
+        </w:tc>
+        <w:tc>
+          <w:tcPr>
+            <w:tcW w:type="dxa" w:w="3685"/>
+            <w:vAlign w:val="center"/>
+            <w:tcMar>
+              <w:top w:w="40" w:type="dxa"/>
+              <w:bottom w:w="40" w:type="dxa"/>
+              <w:left w:w="80" w:type="dxa"/>
+              <w:right w:w="80" w:type="dxa"/>
+            </w:tcMar>
+            <w:tcBorders>
+              <w:top w:sz="4" w:val="single" w:color="BFBFBF"/>
+              <w:bottom w:sz="4" w:val="single" w:color="BFBFBF"/>
+              <w:left w:sz="4" w:val="single" w:color="BFBFBF"/>
+              <w:right w:sz="4" w:val="single" w:color="BFBFBF"/>
+            </w:tcBorders>
+          </w:tcPr>
+          <w:p>
+            <w:r/>
+            <w:r>
+              <w:rPr>
+                <w:rFonts w:ascii="微软雅黑" w:hAnsi="微软雅黑" w:eastAsia="微软雅黑"/>
+                <w:color w:val="333333"/>
+                <w:sz w:val="22"/>
+              </w:rPr>
+              <w:t xml:space="preserve"/>
+            </w:r>
+            <w:r>
+              <w:br/>
             </w:r>
           </w:p>
         </w:tc>
@@ -1880,18 +2692,163 @@
                 <w:color w:val="808080"/>
                 <w:sz w:val="16"/>
               </w:rPr>
-              <w:t>{% for row in tbl.rows %}</w:t>
+              <w:t xml:space="preserve">{%tr for row in tbl.rows %}</w:t>
             </w:r>
             <w:r>
               <w:br/>
             </w:r>
+          </w:p>
+        </w:tc>
+        <w:tc>
+          <w:tcPr>
+            <w:tcW w:type="dxa" w:w="1134"/>
+            <w:vAlign w:val="center"/>
+            <w:tcMar>
+              <w:top w:w="40" w:type="dxa"/>
+              <w:bottom w:w="40" w:type="dxa"/>
+              <w:left w:w="80" w:type="dxa"/>
+              <w:right w:w="80" w:type="dxa"/>
+            </w:tcMar>
+            <w:tcBorders>
+              <w:top w:sz="4" w:val="single" w:color="BFBFBF"/>
+              <w:bottom w:sz="4" w:val="single" w:color="BFBFBF"/>
+              <w:left w:sz="4" w:val="single" w:color="BFBFBF"/>
+              <w:right w:sz="4" w:val="single" w:color="BFBFBF"/>
+            </w:tcBorders>
+          </w:tcPr>
+          <w:p>
+            <w:r/>
             <w:r>
               <w:rPr>
                 <w:rFonts w:ascii="微软雅黑" w:hAnsi="微软雅黑" w:eastAsia="微软雅黑"/>
                 <w:color w:val="333333"/>
                 <w:sz w:val="22"/>
               </w:rPr>
-              <w:t>{{ row[0] }}</w:t>
+              <w:t xml:space="preserve"/>
+            </w:r>
+          </w:p>
+        </w:tc>
+        <w:tc>
+          <w:tcPr>
+            <w:tcW w:type="dxa" w:w="1134"/>
+            <w:vAlign w:val="center"/>
+            <w:tcMar>
+              <w:top w:w="40" w:type="dxa"/>
+              <w:bottom w:w="40" w:type="dxa"/>
+              <w:left w:w="80" w:type="dxa"/>
+              <w:right w:w="80" w:type="dxa"/>
+            </w:tcMar>
+            <w:tcBorders>
+              <w:top w:sz="4" w:val="single" w:color="BFBFBF"/>
+              <w:bottom w:sz="4" w:val="single" w:color="BFBFBF"/>
+              <w:left w:sz="4" w:val="single" w:color="BFBFBF"/>
+              <w:right w:sz="4" w:val="single" w:color="BFBFBF"/>
+            </w:tcBorders>
+          </w:tcPr>
+          <w:p>
+            <w:r/>
+            <w:r>
+              <w:rPr>
+                <w:rFonts w:ascii="微软雅黑" w:hAnsi="微软雅黑" w:eastAsia="微软雅黑"/>
+                <w:color w:val="333333"/>
+                <w:sz w:val="22"/>
+              </w:rPr>
+              <w:t xml:space="preserve"/>
+            </w:r>
+          </w:p>
+        </w:tc>
+        <w:tc>
+          <w:tcPr>
+            <w:tcW w:type="dxa" w:w="1134"/>
+            <w:vAlign w:val="center"/>
+            <w:tcMar>
+              <w:top w:w="40" w:type="dxa"/>
+              <w:bottom w:w="40" w:type="dxa"/>
+              <w:left w:w="80" w:type="dxa"/>
+              <w:right w:w="80" w:type="dxa"/>
+            </w:tcMar>
+            <w:tcBorders>
+              <w:top w:sz="4" w:val="single" w:color="BFBFBF"/>
+              <w:bottom w:sz="4" w:val="single" w:color="BFBFBF"/>
+              <w:left w:sz="4" w:val="single" w:color="BFBFBF"/>
+              <w:right w:sz="4" w:val="single" w:color="BFBFBF"/>
+            </w:tcBorders>
+          </w:tcPr>
+          <w:p>
+            <w:r/>
+            <w:r>
+              <w:rPr>
+                <w:rFonts w:ascii="微软雅黑" w:hAnsi="微软雅黑" w:eastAsia="微软雅黑"/>
+                <w:color w:val="333333"/>
+                <w:sz w:val="22"/>
+              </w:rPr>
+              <w:t xml:space="preserve"/>
+            </w:r>
+          </w:p>
+        </w:tc>
+        <w:tc>
+          <w:tcPr>
+            <w:tcW w:type="dxa" w:w="3402"/>
+            <w:vAlign w:val="center"/>
+            <w:tcMar>
+              <w:top w:w="40" w:type="dxa"/>
+              <w:bottom w:w="40" w:type="dxa"/>
+              <w:left w:w="80" w:type="dxa"/>
+              <w:right w:w="80" w:type="dxa"/>
+            </w:tcMar>
+            <w:tcBorders>
+              <w:top w:sz="4" w:val="single" w:color="BFBFBF"/>
+              <w:bottom w:sz="4" w:val="single" w:color="BFBFBF"/>
+              <w:left w:sz="4" w:val="single" w:color="BFBFBF"/>
+              <w:right w:sz="4" w:val="single" w:color="BFBFBF"/>
+            </w:tcBorders>
+          </w:tcPr>
+          <w:p>
+            <w:r/>
+            <w:r>
+              <w:rPr>
+                <w:rFonts w:ascii="微软雅黑" w:hAnsi="微软雅黑" w:eastAsia="微软雅黑"/>
+                <w:color w:val="333333"/>
+                <w:sz w:val="22"/>
+              </w:rPr>
+              <w:t xml:space="preserve"/>
+            </w:r>
+            <w:r>
+              <w:br/>
+            </w:r>
+          </w:p>
+        </w:tc>
+      </w:tr>
+      <w:tr>
+        <w:tc>
+          <w:tcPr>
+            <w:tcW w:type="dxa" w:w="1701"/>
+            <w:vAlign w:val="center"/>
+            <w:tcMar>
+              <w:top w:w="40" w:type="dxa"/>
+              <w:bottom w:w="40" w:type="dxa"/>
+              <w:left w:w="80" w:type="dxa"/>
+              <w:right w:w="80" w:type="dxa"/>
+            </w:tcMar>
+            <w:tcBorders>
+              <w:top w:sz="4" w:val="single" w:color="BFBFBF"/>
+              <w:bottom w:sz="4" w:val="single" w:color="BFBFBF"/>
+              <w:left w:sz="4" w:val="single" w:color="BFBFBF"/>
+              <w:right w:sz="4" w:val="single" w:color="BFBFBF"/>
+            </w:tcBorders>
+          </w:tcPr>
+          <w:p>
+            <w:r/>
+            <w:r>
+              <w:rPr>
+                <w:rFonts w:ascii="Consolas" w:hAnsi="Consolas" w:eastAsia="Consolas"/>
+                <w:color w:val="808080"/>
+                <w:sz w:val="16"/>
+              </w:rPr>
+              <w:t xml:space="preserve">{{ row[0] }}</w:t>
+            </w:r>
+            <w:r>
+              <w:br/>
             </w:r>
           </w:p>
         </w:tc>
@@ -2007,18 +2964,163 @@
                 <w:color w:val="333333"/>
                 <w:sz w:val="22"/>
               </w:rPr>
-              <w:t>{{ row[4] }}</w:t>
+              <w:t xml:space="preserve">{{ row[4] }}</w:t>
             </w:r>
             <w:r>
               <w:br/>
             </w:r>
+          </w:p>
+        </w:tc>
+      </w:tr>
+      <w:tr>
+        <w:tc>
+          <w:tcPr>
+            <w:tcW w:type="dxa" w:w="1701"/>
+            <w:vAlign w:val="center"/>
+            <w:tcMar>
+              <w:top w:w="40" w:type="dxa"/>
+              <w:bottom w:w="40" w:type="dxa"/>
+              <w:left w:w="80" w:type="dxa"/>
+              <w:right w:w="80" w:type="dxa"/>
+            </w:tcMar>
+            <w:tcBorders>
+              <w:top w:sz="4" w:val="single" w:color="BFBFBF"/>
+              <w:bottom w:sz="4" w:val="single" w:color="BFBFBF"/>
+              <w:left w:sz="4" w:val="single" w:color="BFBFBF"/>
+              <w:right w:sz="4" w:val="single" w:color="BFBFBF"/>
+            </w:tcBorders>
+          </w:tcPr>
+          <w:p>
+            <w:r/>
             <w:r>
               <w:rPr>
                 <w:rFonts w:ascii="Consolas" w:hAnsi="Consolas" w:eastAsia="Consolas"/>
                 <w:color w:val="808080"/>
                 <w:sz w:val="16"/>
               </w:rPr>
-              <w:t>{% endfor %}</w:t>
+              <w:t xml:space="preserve">{%tr endfor %}</w:t>
+            </w:r>
+            <w:r>
+              <w:br/>
+            </w:r>
+          </w:p>
+        </w:tc>
+        <w:tc>
+          <w:tcPr>
+            <w:tcW w:type="dxa" w:w="1134"/>
+            <w:vAlign w:val="center"/>
+            <w:tcMar>
+              <w:top w:w="40" w:type="dxa"/>
+              <w:bottom w:w="40" w:type="dxa"/>
+              <w:left w:w="80" w:type="dxa"/>
+              <w:right w:w="80" w:type="dxa"/>
+            </w:tcMar>
+            <w:tcBorders>
+              <w:top w:sz="4" w:val="single" w:color="BFBFBF"/>
+              <w:bottom w:sz="4" w:val="single" w:color="BFBFBF"/>
+              <w:left w:sz="4" w:val="single" w:color="BFBFBF"/>
+              <w:right w:sz="4" w:val="single" w:color="BFBFBF"/>
+            </w:tcBorders>
+          </w:tcPr>
+          <w:p>
+            <w:r/>
+            <w:r>
+              <w:rPr>
+                <w:rFonts w:ascii="微软雅黑" w:hAnsi="微软雅黑" w:eastAsia="微软雅黑"/>
+                <w:color w:val="333333"/>
+                <w:sz w:val="22"/>
+              </w:rPr>
+              <w:t xml:space="preserve"/>
+            </w:r>
+          </w:p>
+        </w:tc>
+        <w:tc>
+          <w:tcPr>
+            <w:tcW w:type="dxa" w:w="1134"/>
+            <w:vAlign w:val="center"/>
+            <w:tcMar>
+              <w:top w:w="40" w:type="dxa"/>
+              <w:bottom w:w="40" w:type="dxa"/>
+              <w:left w:w="80" w:type="dxa"/>
+              <w:right w:w="80" w:type="dxa"/>
+            </w:tcMar>
+            <w:tcBorders>
+              <w:top w:sz="4" w:val="single" w:color="BFBFBF"/>
+              <w:bottom w:sz="4" w:val="single" w:color="BFBFBF"/>
+              <w:left w:sz="4" w:val="single" w:color="BFBFBF"/>
+              <w:right w:sz="4" w:val="single" w:color="BFBFBF"/>
+            </w:tcBorders>
+          </w:tcPr>
+          <w:p>
+            <w:r/>
+            <w:r>
+              <w:rPr>
+                <w:rFonts w:ascii="微软雅黑" w:hAnsi="微软雅黑" w:eastAsia="微软雅黑"/>
+                <w:color w:val="333333"/>
+                <w:sz w:val="22"/>
+              </w:rPr>
+              <w:t xml:space="preserve"/>
+            </w:r>
+          </w:p>
+        </w:tc>
+        <w:tc>
+          <w:tcPr>
+            <w:tcW w:type="dxa" w:w="1134"/>
+            <w:vAlign w:val="center"/>
+            <w:tcMar>
+              <w:top w:w="40" w:type="dxa"/>
+              <w:bottom w:w="40" w:type="dxa"/>
+              <w:left w:w="80" w:type="dxa"/>
+              <w:right w:w="80" w:type="dxa"/>
+            </w:tcMar>
+            <w:tcBorders>
+              <w:top w:sz="4" w:val="single" w:color="BFBFBF"/>
+              <w:bottom w:sz="4" w:val="single" w:color="BFBFBF"/>
+              <w:left w:sz="4" w:val="single" w:color="BFBFBF"/>
+              <w:right w:sz="4" w:val="single" w:color="BFBFBF"/>
+            </w:tcBorders>
+          </w:tcPr>
+          <w:p>
+            <w:r/>
+            <w:r>
+              <w:rPr>
+                <w:rFonts w:ascii="微软雅黑" w:hAnsi="微软雅黑" w:eastAsia="微软雅黑"/>
+                <w:color w:val="333333"/>
+                <w:sz w:val="22"/>
+              </w:rPr>
+              <w:t xml:space="preserve"/>
+            </w:r>
+          </w:p>
+        </w:tc>
+        <w:tc>
+          <w:tcPr>
+            <w:tcW w:type="dxa" w:w="3402"/>
+            <w:vAlign w:val="center"/>
+            <w:tcMar>
+              <w:top w:w="40" w:type="dxa"/>
+              <w:bottom w:w="40" w:type="dxa"/>
+              <w:left w:w="80" w:type="dxa"/>
+              <w:right w:w="80" w:type="dxa"/>
+            </w:tcMar>
+            <w:tcBorders>
+              <w:top w:sz="4" w:val="single" w:color="BFBFBF"/>
+              <w:bottom w:sz="4" w:val="single" w:color="BFBFBF"/>
+              <w:left w:sz="4" w:val="single" w:color="BFBFBF"/>
+              <w:right w:sz="4" w:val="single" w:color="BFBFBF"/>
+            </w:tcBorders>
+          </w:tcPr>
+          <w:p>
+            <w:r/>
+            <w:r>
+              <w:rPr>
+                <w:rFonts w:ascii="微软雅黑" w:hAnsi="微软雅黑" w:eastAsia="微软雅黑"/>
+                <w:color w:val="333333"/>
+                <w:sz w:val="22"/>
+              </w:rPr>
+              <w:t xml:space="preserve"/>
+            </w:r>
+            <w:r>
+              <w:br/>
             </w:r>
           </w:p>
         </w:tc>
